--- a/Currículos/novos curriculos - 23-05-2025/modelo_padrao.docx
+++ b/Currículos/novos curriculos - 23-05-2025/modelo_padrao.docx
@@ -5,7 +5,7 @@
     <w:tbl>
       <w:tblPr>
         <w:tblStyle w:val="Tabelacomgrade"/>
-        <w:tblW w:w="9904" w:type="dxa"/>
+        <w:tblW w:w="10276" w:type="dxa"/>
         <w:tblInd w:w="-142" w:type="dxa"/>
         <w:tblBorders>
           <w:top w:val="none" w:sz="0" w:space="0" w:color="auto"/>
@@ -18,33 +18,70 @@
         <w:tblLook w:val="04A0" w:firstRow="1" w:lastRow="0" w:firstColumn="1" w:lastColumn="0" w:noHBand="0" w:noVBand="1"/>
       </w:tblPr>
       <w:tblGrid>
-        <w:gridCol w:w="4952"/>
-        <w:gridCol w:w="4952"/>
+        <w:gridCol w:w="5138"/>
+        <w:gridCol w:w="5138"/>
       </w:tblGrid>
       <w:tr>
         <w:trPr>
-          <w:trHeight w:val="1264"/>
+          <w:trHeight w:val="987"/>
         </w:trPr>
         <w:tc>
           <w:tcPr>
-            <w:tcW w:w="4952" w:type="dxa"/>
+            <w:tcW w:w="5138" w:type="dxa"/>
           </w:tcPr>
           <w:p>
             <w:pPr>
-              <w:pStyle w:val="Ttulo"/>
-              <w:jc w:val="both"/>
+              <w:pStyle w:val="SemEspaamento"/>
               <w:rPr>
                 <w:b/>
                 <w:bCs/>
+                <w:sz w:val="48"/>
+                <w:szCs w:val="48"/>
               </w:rPr>
             </w:pPr>
             <w:r>
               <w:rPr>
                 <w:b/>
                 <w:bCs/>
+                <w:sz w:val="48"/>
+                <w:szCs w:val="48"/>
               </w:rPr>
               <w:t>MIGUEL FERREIRA</w:t>
             </w:r>
+          </w:p>
+          <w:p>
+            <w:pPr>
+              <w:pStyle w:val="SemEspaamento"/>
+              <w:rPr>
+                <w:b/>
+                <w:bCs/>
+                <w:color w:val="808080" w:themeColor="background1" w:themeShade="80"/>
+                <w:sz w:val="40"/>
+                <w:szCs w:val="40"/>
+              </w:rPr>
+            </w:pPr>
+            <w:r>
+              <w:rPr>
+                <w:b/>
+                <w:bCs/>
+                <w:color w:val="808080" w:themeColor="background1" w:themeShade="80"/>
+                <w:sz w:val="40"/>
+                <w:szCs w:val="40"/>
+              </w:rPr>
+              <w:t xml:space="preserve">Web3 </w:t>
+            </w:r>
+            <w:proofErr w:type="spellStart"/>
+            <w:r>
+              <w:rPr>
+                <w:b/>
+                <w:bCs/>
+                <w:color w:val="808080" w:themeColor="background1" w:themeShade="80"/>
+                <w:sz w:val="40"/>
+                <w:szCs w:val="40"/>
+              </w:rPr>
+              <w:t>developer</w:t>
+            </w:r>
+            <w:proofErr w:type="spellEnd"/>
           </w:p>
           <w:p>
             <w:pPr>
@@ -55,49 +92,72 @@
                 <w:bCs/>
               </w:rPr>
             </w:pPr>
-            <w:r>
-              <w:rPr>
-                <w:b/>
-                <w:bCs/>
-              </w:rPr>
-              <w:t>DESENVOLVEDOR JÚNIOR</w:t>
-            </w:r>
           </w:p>
         </w:tc>
         <w:tc>
           <w:tcPr>
-            <w:tcW w:w="4952" w:type="dxa"/>
+            <w:tcW w:w="5138" w:type="dxa"/>
           </w:tcPr>
           <w:p>
             <w:pPr>
               <w:jc w:val="right"/>
               <w:rPr>
-                <w:sz w:val="22"/>
-                <w:szCs w:val="22"/>
+                <w:color w:val="747474" w:themeColor="background2" w:themeShade="80"/>
+                <w:sz w:val="20"/>
+                <w:szCs w:val="20"/>
               </w:rPr>
             </w:pPr>
             <w:r>
               <w:rPr>
-                <w:sz w:val="22"/>
-                <w:szCs w:val="22"/>
-              </w:rPr>
-              <w:t>Belo Horizonte, Brasil</w:t>
-            </w:r>
+                <w:color w:val="747474" w:themeColor="background2" w:themeShade="80"/>
+                <w:sz w:val="20"/>
+                <w:szCs w:val="20"/>
+              </w:rPr>
+              <w:t xml:space="preserve">Belo Horizonte, </w:t>
+            </w:r>
+            <w:proofErr w:type="spellStart"/>
+            <w:r>
+              <w:rPr>
+                <w:color w:val="747474" w:themeColor="background2" w:themeShade="80"/>
+                <w:sz w:val="20"/>
+                <w:szCs w:val="20"/>
+              </w:rPr>
+              <w:t>Bra</w:t>
+            </w:r>
+            <w:r>
+              <w:rPr>
+                <w:color w:val="747474" w:themeColor="background2" w:themeShade="80"/>
+                <w:sz w:val="20"/>
+                <w:szCs w:val="20"/>
+              </w:rPr>
+              <w:t>z</w:t>
+            </w:r>
+            <w:r>
+              <w:rPr>
+                <w:color w:val="747474" w:themeColor="background2" w:themeShade="80"/>
+                <w:sz w:val="20"/>
+                <w:szCs w:val="20"/>
+              </w:rPr>
+              <w:t>il</w:t>
+            </w:r>
+            <w:proofErr w:type="spellEnd"/>
           </w:p>
           <w:p>
             <w:pPr>
               <w:jc w:val="right"/>
               <w:rPr>
-                <w:sz w:val="22"/>
-                <w:szCs w:val="22"/>
+                <w:color w:val="747474" w:themeColor="background2" w:themeShade="80"/>
+                <w:sz w:val="20"/>
+                <w:szCs w:val="20"/>
               </w:rPr>
             </w:pPr>
             <w:hyperlink r:id="rId5" w:history="1">
               <w:r>
                 <w:rPr>
                   <w:rStyle w:val="Hyperlink"/>
-                  <w:sz w:val="22"/>
-                  <w:szCs w:val="22"/>
+                  <w:color w:val="747474" w:themeColor="background2" w:themeShade="80"/>
+                  <w:sz w:val="20"/>
+                  <w:szCs w:val="20"/>
                 </w:rPr>
                 <w:t>miguel.ribeiro@live.com</w:t>
               </w:r>
@@ -107,17 +167,108 @@
             <w:pPr>
               <w:jc w:val="right"/>
               <w:rPr>
-                <w:sz w:val="22"/>
-                <w:szCs w:val="22"/>
+                <w:color w:val="747474" w:themeColor="background2" w:themeShade="80"/>
+                <w:sz w:val="20"/>
+                <w:szCs w:val="20"/>
               </w:rPr>
             </w:pPr>
             <w:r>
               <w:rPr>
-                <w:sz w:val="22"/>
-                <w:szCs w:val="22"/>
+                <w:color w:val="747474" w:themeColor="background2" w:themeShade="80"/>
+                <w:sz w:val="20"/>
+                <w:szCs w:val="20"/>
               </w:rPr>
               <w:t>+55 (31) 98662 0880</w:t>
             </w:r>
+          </w:p>
+          <w:p>
+            <w:pPr>
+              <w:jc w:val="right"/>
+              <w:rPr>
+                <w:color w:val="747474" w:themeColor="background2" w:themeShade="80"/>
+                <w:sz w:val="20"/>
+                <w:szCs w:val="20"/>
+              </w:rPr>
+            </w:pPr>
+            <w:r>
+              <w:rPr>
+                <w:color w:val="747474" w:themeColor="background2" w:themeShade="80"/>
+                <w:sz w:val="20"/>
+                <w:szCs w:val="20"/>
+              </w:rPr>
+              <w:t>linkedin.com/in/</w:t>
+            </w:r>
+            <w:proofErr w:type="spellStart"/>
+            <w:r>
+              <w:rPr>
+                <w:color w:val="747474" w:themeColor="background2" w:themeShade="80"/>
+                <w:sz w:val="20"/>
+                <w:szCs w:val="20"/>
+              </w:rPr>
+              <w:t>miguel</w:t>
+            </w:r>
+            <w:proofErr w:type="spellEnd"/>
+            <w:r>
+              <w:rPr>
+                <w:color w:val="747474" w:themeColor="background2" w:themeShade="80"/>
+                <w:sz w:val="20"/>
+                <w:szCs w:val="20"/>
+              </w:rPr>
+              <w:t>-r-</w:t>
+            </w:r>
+            <w:proofErr w:type="spellStart"/>
+            <w:r>
+              <w:rPr>
+                <w:color w:val="747474" w:themeColor="background2" w:themeShade="80"/>
+                <w:sz w:val="20"/>
+                <w:szCs w:val="20"/>
+              </w:rPr>
+              <w:t>ferreira</w:t>
+            </w:r>
+            <w:proofErr w:type="spellEnd"/>
+            <w:r>
+              <w:rPr>
+                <w:color w:val="747474" w:themeColor="background2" w:themeShade="80"/>
+                <w:sz w:val="20"/>
+                <w:szCs w:val="20"/>
+              </w:rPr>
+              <w:t>/</w:t>
+            </w:r>
+          </w:p>
+          <w:p>
+            <w:pPr>
+              <w:jc w:val="right"/>
+              <w:rPr>
+                <w:sz w:val="22"/>
+                <w:szCs w:val="22"/>
+              </w:rPr>
+            </w:pPr>
+            <w:r>
+              <w:rPr>
+                <w:color w:val="747474" w:themeColor="background2" w:themeShade="80"/>
+                <w:sz w:val="20"/>
+                <w:szCs w:val="20"/>
+              </w:rPr>
+              <w:t>github.com</w:t>
+            </w:r>
+            <w:r>
+              <w:rPr>
+                <w:color w:val="747474" w:themeColor="background2" w:themeShade="80"/>
+                <w:sz w:val="20"/>
+                <w:szCs w:val="20"/>
+              </w:rPr>
+              <w:t>/</w:t>
+            </w:r>
+            <w:proofErr w:type="spellStart"/>
+            <w:r>
+              <w:rPr>
+                <w:color w:val="747474" w:themeColor="background2" w:themeShade="80"/>
+                <w:sz w:val="20"/>
+                <w:szCs w:val="20"/>
+              </w:rPr>
+              <w:t>miguelrferreiraf</w:t>
+            </w:r>
+            <w:proofErr w:type="spellEnd"/>
           </w:p>
         </w:tc>
       </w:tr>
@@ -125,12 +276,13 @@
     <w:p>
       <w:pPr>
         <w:pStyle w:val="Ttulo1"/>
-        <w:spacing w:before="0" w:after="0"/>
+        <w:spacing w:before="0" w:after="0" w:line="240" w:lineRule="auto"/>
         <w:jc w:val="both"/>
         <w:rPr>
           <w:color w:val="595959" w:themeColor="text1" w:themeTint="A6"/>
           <w:sz w:val="36"/>
           <w:szCs w:val="36"/>
+          <w:lang w:val="en-US"/>
         </w:rPr>
       </w:pPr>
       <w:r>
@@ -138,58 +290,93 @@
           <w:color w:val="595959" w:themeColor="text1" w:themeTint="A6"/>
           <w:sz w:val="36"/>
           <w:szCs w:val="36"/>
-        </w:rPr>
-        <w:t>Descrição</w:t>
-      </w:r>
-    </w:p>
-    <w:p>
-      <w:pPr>
-        <w:jc w:val="both"/>
-        <w:rPr>
-          <w:sz w:val="22"/>
-          <w:szCs w:val="22"/>
-        </w:rPr>
-      </w:pPr>
-      <w:r>
-        <w:rPr>
-          <w:sz w:val="22"/>
-          <w:szCs w:val="22"/>
-        </w:rPr>
-        <w:t xml:space="preserve">Sou um </w:t>
-      </w:r>
-      <w:r>
-        <w:rPr>
-          <w:sz w:val="22"/>
-          <w:szCs w:val="22"/>
-        </w:rPr>
-        <w:t>desenvolvedor full-</w:t>
-      </w:r>
-      <w:proofErr w:type="spellStart"/>
-      <w:r>
-        <w:rPr>
-          <w:sz w:val="22"/>
-          <w:szCs w:val="22"/>
-        </w:rPr>
-        <w:t>stack</w:t>
-      </w:r>
-      <w:proofErr w:type="spellEnd"/>
-      <w:r>
-        <w:rPr>
-          <w:sz w:val="22"/>
-          <w:szCs w:val="22"/>
-        </w:rPr>
-        <w:t>, com background em Ciência de Dados e proficiência em desenvolvimento Python e Java.</w:t>
-      </w:r>
-    </w:p>
-    <w:p>
-      <w:pPr>
-        <w:pStyle w:val="Ttulo1"/>
-        <w:spacing w:before="0" w:after="0"/>
-        <w:jc w:val="both"/>
+          <w:lang w:val="en-US"/>
+        </w:rPr>
+        <w:t>Descr</w:t>
+      </w:r>
+      <w:r>
         <w:rPr>
           <w:color w:val="595959" w:themeColor="text1" w:themeTint="A6"/>
           <w:sz w:val="36"/>
           <w:szCs w:val="36"/>
+          <w:lang w:val="en-US"/>
+        </w:rPr>
+        <w:t>iption</w:t>
+      </w:r>
+    </w:p>
+    <w:p>
+      <w:pPr>
+        <w:rPr>
+          <w:sz w:val="22"/>
+          <w:szCs w:val="22"/>
+          <w:lang w:val="en-US"/>
+        </w:rPr>
+      </w:pPr>
+      <w:r>
+        <w:rPr>
+          <w:sz w:val="22"/>
+          <w:szCs w:val="22"/>
+          <w:lang w:val="en-US"/>
+        </w:rPr>
+        <w:t>I’m a Full-stack developer</w:t>
+      </w:r>
+      <w:r>
+        <w:rPr>
+          <w:sz w:val="22"/>
+          <w:szCs w:val="22"/>
+          <w:lang w:val="en-US"/>
+        </w:rPr>
+        <w:t xml:space="preserve"> w</w:t>
+      </w:r>
+      <w:r>
+        <w:rPr>
+          <w:sz w:val="22"/>
+          <w:szCs w:val="22"/>
+          <w:lang w:val="en-US"/>
+        </w:rPr>
+        <w:t>ith background in Data Science</w:t>
+      </w:r>
+      <w:r>
+        <w:rPr>
+          <w:sz w:val="22"/>
+          <w:szCs w:val="22"/>
+          <w:lang w:val="en-US"/>
+        </w:rPr>
+        <w:t xml:space="preserve"> and proficiency </w:t>
+      </w:r>
+      <w:r>
+        <w:rPr>
+          <w:sz w:val="22"/>
+          <w:szCs w:val="22"/>
+          <w:lang w:val="en-US"/>
+        </w:rPr>
+        <w:t xml:space="preserve">in Python and Java development. I specialized myself in Web3 </w:t>
+      </w:r>
+      <w:r>
+        <w:rPr>
+          <w:sz w:val="22"/>
+          <w:szCs w:val="22"/>
+          <w:lang w:val="en-US"/>
+        </w:rPr>
+        <w:t>through self-</w:t>
+      </w:r>
+      <w:r>
+        <w:rPr>
+          <w:sz w:val="22"/>
+          <w:szCs w:val="22"/>
+          <w:lang w:val="en-US"/>
+        </w:rPr>
+        <w:t>study.</w:t>
+      </w:r>
+    </w:p>
+    <w:p>
+      <w:pPr>
+        <w:pStyle w:val="Ttulo1"/>
+        <w:spacing w:before="0" w:after="0" w:line="240" w:lineRule="auto"/>
+        <w:jc w:val="both"/>
+        <w:rPr>
+          <w:sz w:val="22"/>
+          <w:szCs w:val="22"/>
         </w:rPr>
       </w:pPr>
       <w:r>
@@ -197,8 +384,18 @@
           <w:color w:val="595959" w:themeColor="text1" w:themeTint="A6"/>
           <w:sz w:val="36"/>
           <w:szCs w:val="36"/>
-        </w:rPr>
-        <w:t>Experiência</w:t>
+          <w:lang w:val="en-US"/>
+        </w:rPr>
+        <w:t>Experi</w:t>
+      </w:r>
+      <w:r>
+        <w:rPr>
+          <w:color w:val="595959" w:themeColor="text1" w:themeTint="A6"/>
+          <w:sz w:val="36"/>
+          <w:szCs w:val="36"/>
+          <w:lang w:val="en-US"/>
+        </w:rPr>
+        <w:t>ence</w:t>
       </w:r>
     </w:p>
     <w:tbl>
@@ -216,167 +413,140 @@
         <w:tblLook w:val="04A0" w:firstRow="1" w:lastRow="0" w:firstColumn="1" w:lastColumn="0" w:noHBand="0" w:noVBand="1"/>
       </w:tblPr>
       <w:tblGrid>
-        <w:gridCol w:w="4678"/>
-        <w:gridCol w:w="5092"/>
+        <w:gridCol w:w="4956"/>
+        <w:gridCol w:w="4956"/>
       </w:tblGrid>
       <w:tr>
         <w:tc>
           <w:tcPr>
-            <w:tcW w:w="4678" w:type="dxa"/>
+            <w:tcW w:w="4956" w:type="dxa"/>
           </w:tcPr>
           <w:p>
             <w:pPr>
+              <w:pStyle w:val="SemEspaamento"/>
               <w:ind w:left="-105"/>
-              <w:jc w:val="both"/>
-              <w:rPr>
-                <w:sz w:val="22"/>
-                <w:szCs w:val="22"/>
+              <w:rPr>
+                <w:rStyle w:val="Forte"/>
+                <w:sz w:val="22"/>
+                <w:szCs w:val="22"/>
+                <w:lang w:val="en-US"/>
               </w:rPr>
             </w:pPr>
             <w:r>
               <w:rPr>
+                <w:b/>
+                <w:bCs/>
+                <w:sz w:val="22"/>
+                <w:szCs w:val="22"/>
+                <w:lang w:val="en-US"/>
+              </w:rPr>
+              <w:t xml:space="preserve">Production Manager </w:t>
+            </w:r>
+            <w:r>
+              <w:rPr>
                 <w:rStyle w:val="Forte"/>
                 <w:sz w:val="22"/>
                 <w:szCs w:val="22"/>
-              </w:rPr>
-              <w:t>Gerente de Produção</w:t>
-            </w:r>
+                <w:lang w:val="en-US"/>
+              </w:rPr>
+              <w:t xml:space="preserve">| </w:t>
+            </w:r>
+            <w:proofErr w:type="spellStart"/>
             <w:r>
               <w:rPr>
                 <w:rStyle w:val="Forte"/>
                 <w:sz w:val="22"/>
                 <w:szCs w:val="22"/>
-              </w:rPr>
-              <w:t xml:space="preserve"> | </w:t>
-            </w:r>
-            <w:proofErr w:type="spellStart"/>
+                <w:lang w:val="en-US"/>
+              </w:rPr>
+              <w:t>Maquinatec</w:t>
+            </w:r>
+            <w:proofErr w:type="spellEnd"/>
             <w:r>
               <w:rPr>
                 <w:rStyle w:val="Forte"/>
                 <w:sz w:val="22"/>
                 <w:szCs w:val="22"/>
-              </w:rPr>
-              <w:t>M</w:t>
-            </w:r>
-            <w:r>
-              <w:rPr>
-                <w:rStyle w:val="Forte"/>
-                <w:sz w:val="22"/>
-                <w:szCs w:val="22"/>
-              </w:rPr>
-              <w:t>aquinatec</w:t>
-            </w:r>
-            <w:proofErr w:type="spellEnd"/>
-            <w:r>
-              <w:rPr>
-                <w:rStyle w:val="Forte"/>
-                <w:sz w:val="22"/>
-                <w:szCs w:val="22"/>
-              </w:rPr>
-              <w:t xml:space="preserve"> </w:t>
-            </w:r>
-            <w:r>
-              <w:rPr>
-                <w:sz w:val="22"/>
-                <w:szCs w:val="22"/>
-              </w:rPr>
-              <w:t xml:space="preserve"> </w:t>
+                <w:lang w:val="en-US"/>
+              </w:rPr>
+              <w:t xml:space="preserve">  </w:t>
             </w:r>
           </w:p>
           <w:p>
             <w:pPr>
+              <w:pStyle w:val="SemEspaamento"/>
               <w:ind w:left="-105"/>
-              <w:jc w:val="both"/>
-              <w:rPr>
-                <w:sz w:val="22"/>
-                <w:szCs w:val="22"/>
+              <w:rPr>
+                <w:i/>
+                <w:iCs/>
+                <w:sz w:val="22"/>
+                <w:szCs w:val="22"/>
+                <w:lang w:val="en-US"/>
               </w:rPr>
             </w:pPr>
             <w:r>
               <w:rPr>
-                <w:rStyle w:val="RefernciaSutil"/>
-                <w:sz w:val="22"/>
-                <w:szCs w:val="22"/>
-              </w:rPr>
-              <w:t>NOV</w:t>
-            </w:r>
-            <w:r>
-              <w:rPr>
-                <w:rStyle w:val="RefernciaSutil"/>
-                <w:sz w:val="22"/>
-                <w:szCs w:val="22"/>
-              </w:rPr>
-              <w:t>/202</w:t>
-            </w:r>
-            <w:r>
-              <w:rPr>
-                <w:rStyle w:val="RefernciaSutil"/>
-                <w:sz w:val="22"/>
-                <w:szCs w:val="22"/>
-              </w:rPr>
-              <w:t>3</w:t>
-            </w:r>
-            <w:r>
-              <w:rPr>
-                <w:rStyle w:val="RefernciaSutil"/>
-                <w:sz w:val="22"/>
-                <w:szCs w:val="22"/>
-              </w:rPr>
-              <w:t xml:space="preserve"> – JUL/202</w:t>
-            </w:r>
-            <w:r>
-              <w:rPr>
-                <w:rStyle w:val="RefernciaSutil"/>
-                <w:sz w:val="22"/>
-                <w:szCs w:val="22"/>
-              </w:rPr>
-              <w:t>5</w:t>
+                <w:i/>
+                <w:iCs/>
+                <w:sz w:val="22"/>
+                <w:szCs w:val="22"/>
+                <w:lang w:val="en-US"/>
+              </w:rPr>
+              <w:t>NOV/2023 – A</w:t>
+            </w:r>
+            <w:r>
+              <w:rPr>
+                <w:i/>
+                <w:iCs/>
+                <w:sz w:val="22"/>
+                <w:szCs w:val="22"/>
+                <w:lang w:val="en-US"/>
+              </w:rPr>
+              <w:t>UG</w:t>
+            </w:r>
+            <w:r>
+              <w:rPr>
+                <w:i/>
+                <w:iCs/>
+                <w:sz w:val="22"/>
+                <w:szCs w:val="22"/>
+                <w:lang w:val="en-US"/>
+              </w:rPr>
+              <w:t>/2025</w:t>
             </w:r>
           </w:p>
           <w:p>
             <w:pPr>
+              <w:pStyle w:val="SemEspaamento"/>
               <w:ind w:left="-105"/>
-              <w:jc w:val="both"/>
-              <w:rPr>
-                <w:sz w:val="22"/>
-                <w:szCs w:val="22"/>
+              <w:rPr>
+                <w:sz w:val="22"/>
+                <w:szCs w:val="22"/>
+                <w:lang w:val="en-US"/>
               </w:rPr>
             </w:pPr>
             <w:r>
               <w:rPr>
                 <w:sz w:val="22"/>
                 <w:szCs w:val="22"/>
-              </w:rPr>
-              <w:t xml:space="preserve">Programei </w:t>
-            </w:r>
-            <w:r>
-              <w:rPr>
-                <w:sz w:val="22"/>
-                <w:szCs w:val="22"/>
-              </w:rPr>
-              <w:t>modelos para gerenciamento logístico dos recursos</w:t>
-            </w:r>
-            <w:r>
-              <w:rPr>
-                <w:sz w:val="22"/>
-                <w:szCs w:val="22"/>
-              </w:rPr>
-              <w:t xml:space="preserve"> da empresa e automatizei os fluxos e influxos dos estoques.</w:t>
+                <w:lang w:val="en-US"/>
+              </w:rPr>
+              <w:t>I programmed models for logistical management of the company's resources and automated the inflows and outflows of inventory.</w:t>
             </w:r>
           </w:p>
-          <w:p/>
         </w:tc>
         <w:tc>
           <w:tcPr>
-            <w:tcW w:w="5092" w:type="dxa"/>
+            <w:tcW w:w="4956" w:type="dxa"/>
           </w:tcPr>
           <w:p>
             <w:pPr>
-              <w:jc w:val="both"/>
+              <w:pStyle w:val="SemEspaamento"/>
               <w:rPr>
                 <w:rStyle w:val="Forte"/>
                 <w:sz w:val="22"/>
                 <w:szCs w:val="22"/>
+                <w:lang w:val="en-US"/>
               </w:rPr>
             </w:pPr>
             <w:r>
@@ -384,101 +554,131 @@
                 <w:rStyle w:val="Forte"/>
                 <w:sz w:val="22"/>
                 <w:szCs w:val="22"/>
-              </w:rPr>
-              <w:t>Auxiliar de TI</w:t>
+                <w:lang w:val="en-US"/>
+              </w:rPr>
+              <w:t>I</w:t>
             </w:r>
             <w:r>
               <w:rPr>
                 <w:rStyle w:val="Forte"/>
                 <w:sz w:val="22"/>
                 <w:szCs w:val="22"/>
-              </w:rPr>
-              <w:t xml:space="preserve"> | </w:t>
+                <w:lang w:val="en-US"/>
+              </w:rPr>
+              <w:t>T Assistant</w:t>
             </w:r>
             <w:r>
               <w:rPr>
                 <w:rStyle w:val="Forte"/>
                 <w:sz w:val="22"/>
                 <w:szCs w:val="22"/>
-              </w:rPr>
-              <w:t>IESLA</w:t>
+                <w:lang w:val="en-US"/>
+              </w:rPr>
+              <w:t xml:space="preserve"> | IESLA</w:t>
             </w:r>
           </w:p>
           <w:p>
             <w:pPr>
-              <w:jc w:val="both"/>
-              <w:rPr>
-                <w:sz w:val="22"/>
-                <w:szCs w:val="22"/>
+              <w:pStyle w:val="SemEspaamento"/>
+              <w:rPr>
+                <w:i/>
+                <w:iCs/>
+                <w:sz w:val="22"/>
+                <w:szCs w:val="22"/>
+                <w:lang w:val="en-US"/>
               </w:rPr>
             </w:pPr>
             <w:r>
               <w:rPr>
-                <w:rStyle w:val="RefernciaSutil"/>
-                <w:sz w:val="22"/>
-                <w:szCs w:val="22"/>
-              </w:rPr>
-              <w:t>ABR</w:t>
-            </w:r>
-            <w:r>
-              <w:rPr>
-                <w:rStyle w:val="RefernciaSutil"/>
-                <w:sz w:val="22"/>
-                <w:szCs w:val="22"/>
-              </w:rPr>
-              <w:t>/202</w:t>
-            </w:r>
-            <w:r>
-              <w:rPr>
-                <w:rStyle w:val="RefernciaSutil"/>
-                <w:sz w:val="22"/>
-                <w:szCs w:val="22"/>
-              </w:rPr>
-              <w:t>2</w:t>
-            </w:r>
-            <w:r>
-              <w:rPr>
-                <w:rStyle w:val="RefernciaSutil"/>
-                <w:sz w:val="22"/>
-                <w:szCs w:val="22"/>
-              </w:rPr>
-              <w:t xml:space="preserve"> – </w:t>
-            </w:r>
-            <w:r>
-              <w:rPr>
-                <w:rStyle w:val="RefernciaSutil"/>
-                <w:sz w:val="22"/>
-                <w:szCs w:val="22"/>
-              </w:rPr>
-              <w:t>ABR</w:t>
-            </w:r>
-            <w:r>
-              <w:rPr>
-                <w:rStyle w:val="RefernciaSutil"/>
-                <w:sz w:val="22"/>
-                <w:szCs w:val="22"/>
-              </w:rPr>
-              <w:t>/202</w:t>
-            </w:r>
-            <w:r>
-              <w:rPr>
-                <w:rStyle w:val="RefernciaSutil"/>
-                <w:sz w:val="22"/>
-                <w:szCs w:val="22"/>
-              </w:rPr>
-              <w:t>3</w:t>
+                <w:i/>
+                <w:iCs/>
+                <w:sz w:val="22"/>
+                <w:szCs w:val="22"/>
+                <w:lang w:val="en-US"/>
+              </w:rPr>
+              <w:t>A</w:t>
+            </w:r>
+            <w:r>
+              <w:rPr>
+                <w:i/>
+                <w:iCs/>
+                <w:sz w:val="22"/>
+                <w:szCs w:val="22"/>
+                <w:lang w:val="en-US"/>
+              </w:rPr>
+              <w:t>P</w:t>
+            </w:r>
+            <w:r>
+              <w:rPr>
+                <w:i/>
+                <w:iCs/>
+                <w:sz w:val="22"/>
+                <w:szCs w:val="22"/>
+                <w:lang w:val="en-US"/>
+              </w:rPr>
+              <w:t>R/2022 – A</w:t>
+            </w:r>
+            <w:r>
+              <w:rPr>
+                <w:i/>
+                <w:iCs/>
+                <w:sz w:val="22"/>
+                <w:szCs w:val="22"/>
+                <w:lang w:val="en-US"/>
+              </w:rPr>
+              <w:t>P</w:t>
+            </w:r>
+            <w:r>
+              <w:rPr>
+                <w:i/>
+                <w:iCs/>
+                <w:sz w:val="22"/>
+                <w:szCs w:val="22"/>
+                <w:lang w:val="en-US"/>
+              </w:rPr>
+              <w:t>R/2023</w:t>
             </w:r>
           </w:p>
           <w:p>
             <w:pPr>
-              <w:jc w:val="both"/>
+              <w:pStyle w:val="SemEspaamento"/>
+              <w:rPr>
+                <w:sz w:val="22"/>
+                <w:szCs w:val="22"/>
+                <w:lang w:val="en-US"/>
+              </w:rPr>
             </w:pPr>
             <w:r>
               <w:rPr>
                 <w:sz w:val="22"/>
                 <w:szCs w:val="22"/>
-              </w:rPr>
-              <w:t>Assistência técnica ao corpo docente; manutenção e instalação de software e hardware.</w:t>
+                <w:lang w:val="en-US"/>
+              </w:rPr>
+              <w:t>Technical support to th</w:t>
+            </w:r>
+            <w:r>
+              <w:rPr>
+                <w:sz w:val="22"/>
+                <w:szCs w:val="22"/>
+                <w:lang w:val="en-US"/>
+              </w:rPr>
+              <w:t>e university</w:t>
+            </w:r>
+            <w:r>
+              <w:rPr>
+                <w:sz w:val="22"/>
+                <w:szCs w:val="22"/>
+                <w:lang w:val="en-US"/>
+              </w:rPr>
+              <w:t>; maintenance and installation of software and hardware</w:t>
+            </w:r>
+            <w:r>
+              <w:rPr>
+                <w:sz w:val="22"/>
+                <w:szCs w:val="22"/>
+                <w:lang w:val="en-US"/>
+              </w:rPr>
+              <w:t>.</w:t>
             </w:r>
           </w:p>
         </w:tc>
@@ -487,12 +687,13 @@
     <w:p>
       <w:pPr>
         <w:pStyle w:val="Ttulo1"/>
-        <w:spacing w:before="0" w:after="0"/>
+        <w:spacing w:before="120" w:after="0" w:line="240" w:lineRule="auto"/>
         <w:jc w:val="both"/>
         <w:rPr>
           <w:color w:val="595959" w:themeColor="text1" w:themeTint="A6"/>
           <w:sz w:val="36"/>
           <w:szCs w:val="36"/>
+          <w:lang w:val="en-US"/>
         </w:rPr>
       </w:pPr>
       <w:r>
@@ -500,129 +701,194 @@
           <w:color w:val="595959" w:themeColor="text1" w:themeTint="A6"/>
           <w:sz w:val="36"/>
           <w:szCs w:val="36"/>
-        </w:rPr>
-        <w:t>Formação</w:t>
+          <w:lang w:val="en-US"/>
+        </w:rPr>
+        <w:t>Education</w:t>
       </w:r>
     </w:p>
     <w:p>
       <w:pPr>
+        <w:pStyle w:val="SemEspaamento"/>
+        <w:rPr>
+          <w:sz w:val="22"/>
+          <w:szCs w:val="22"/>
+          <w:lang w:val="en-US"/>
+        </w:rPr>
+      </w:pPr>
+      <w:r>
+        <w:rPr>
+          <w:rStyle w:val="Forte"/>
+          <w:sz w:val="22"/>
+          <w:szCs w:val="22"/>
+          <w:lang w:val="en-US"/>
+        </w:rPr>
+        <w:t>Production Engineering</w:t>
+      </w:r>
+      <w:r>
+        <w:rPr>
+          <w:sz w:val="22"/>
+          <w:szCs w:val="22"/>
+          <w:lang w:val="en-US"/>
+        </w:rPr>
+        <w:t xml:space="preserve"> (JAN/2020 – DE</w:t>
+      </w:r>
+      <w:r>
+        <w:rPr>
+          <w:sz w:val="22"/>
+          <w:szCs w:val="22"/>
+          <w:lang w:val="en-US"/>
+        </w:rPr>
+        <w:t>C</w:t>
+      </w:r>
+      <w:r>
+        <w:rPr>
+          <w:sz w:val="22"/>
+          <w:szCs w:val="22"/>
+          <w:lang w:val="en-US"/>
+        </w:rPr>
+        <w:t>/2021)</w:t>
+      </w:r>
+    </w:p>
+    <w:p>
+      <w:pPr>
+        <w:pStyle w:val="SemEspaamento"/>
+        <w:rPr>
+          <w:rStyle w:val="nfaseSutil"/>
+          <w:lang w:val="en-US"/>
+        </w:rPr>
+      </w:pPr>
+      <w:r>
+        <w:rPr>
+          <w:rStyle w:val="nfaseSutil"/>
+          <w:lang w:val="en-US"/>
+        </w:rPr>
+        <w:t>IBMEC</w:t>
+      </w:r>
+    </w:p>
+    <w:p>
+      <w:pPr>
         <w:spacing w:after="0"/>
         <w:jc w:val="both"/>
         <w:rPr>
           <w:sz w:val="22"/>
           <w:szCs w:val="22"/>
-        </w:rPr>
-      </w:pPr>
-      <w:r>
-        <w:rPr>
-          <w:rStyle w:val="Forte"/>
-          <w:sz w:val="22"/>
-          <w:szCs w:val="22"/>
-        </w:rPr>
-        <w:t>Engenharia de Produção</w:t>
-      </w:r>
-      <w:r>
-        <w:rPr>
-          <w:sz w:val="22"/>
-          <w:szCs w:val="22"/>
-        </w:rPr>
-        <w:t xml:space="preserve"> </w:t>
-      </w:r>
-      <w:r>
-        <w:rPr>
-          <w:sz w:val="22"/>
-          <w:szCs w:val="22"/>
-        </w:rPr>
-        <w:t>(JAN/2020 – DEZ/2021)</w:t>
+          <w:lang w:val="en-US"/>
+        </w:rPr>
+      </w:pPr>
+      <w:r>
+        <w:rPr>
+          <w:sz w:val="22"/>
+          <w:szCs w:val="22"/>
+          <w:lang w:val="en-US"/>
+        </w:rPr>
+        <w:t>Interr</w:t>
+      </w:r>
+      <w:r>
+        <w:rPr>
+          <w:sz w:val="22"/>
+          <w:szCs w:val="22"/>
+          <w:lang w:val="en-US"/>
+        </w:rPr>
+        <w:t>upted during pandemics</w:t>
       </w:r>
     </w:p>
     <w:p>
       <w:pPr>
-        <w:spacing w:after="0"/>
-        <w:jc w:val="both"/>
-        <w:rPr>
-          <w:rStyle w:val="nfaseSutil"/>
-        </w:rPr>
-      </w:pPr>
-      <w:r>
-        <w:rPr>
-          <w:rStyle w:val="nfaseSutil"/>
-        </w:rPr>
-        <w:t>IBMEC</w:t>
+        <w:pStyle w:val="SemEspaamento"/>
+        <w:rPr>
+          <w:lang w:val="en-US"/>
+        </w:rPr>
+      </w:pPr>
+      <w:r>
+        <w:rPr>
+          <w:rStyle w:val="Forte"/>
+          <w:sz w:val="22"/>
+          <w:szCs w:val="22"/>
+          <w:lang w:val="en-US"/>
+        </w:rPr>
+        <w:t>Data Science</w:t>
+      </w:r>
+      <w:r>
+        <w:rPr>
+          <w:lang w:val="en-US"/>
+        </w:rPr>
+        <w:t xml:space="preserve"> </w:t>
+      </w:r>
+      <w:r>
+        <w:rPr>
+          <w:sz w:val="22"/>
+          <w:szCs w:val="22"/>
+          <w:lang w:val="en-US"/>
+        </w:rPr>
+        <w:t>(JAN/2023 – A</w:t>
+      </w:r>
+      <w:r>
+        <w:rPr>
+          <w:sz w:val="22"/>
+          <w:szCs w:val="22"/>
+          <w:lang w:val="en-US"/>
+        </w:rPr>
+        <w:t>P</w:t>
+      </w:r>
+      <w:r>
+        <w:rPr>
+          <w:sz w:val="22"/>
+          <w:szCs w:val="22"/>
+          <w:lang w:val="en-US"/>
+        </w:rPr>
+        <w:t>R/2023)</w:t>
       </w:r>
     </w:p>
     <w:p>
       <w:pPr>
-        <w:spacing w:after="0"/>
-        <w:jc w:val="both"/>
-        <w:rPr>
-          <w:sz w:val="22"/>
-          <w:szCs w:val="22"/>
-        </w:rPr>
-      </w:pPr>
-      <w:r>
-        <w:rPr>
-          <w:sz w:val="22"/>
-          <w:szCs w:val="22"/>
-        </w:rPr>
-        <w:t>Interrompido durante pandemia</w:t>
+        <w:pStyle w:val="SemEspaamento"/>
+        <w:rPr>
+          <w:rStyle w:val="nfaseSutil"/>
+          <w:lang w:val="en-US"/>
+        </w:rPr>
+      </w:pPr>
+      <w:r>
+        <w:rPr>
+          <w:rStyle w:val="nfaseSutil"/>
+          <w:lang w:val="en-US"/>
+        </w:rPr>
+        <w:t>IBM</w:t>
       </w:r>
     </w:p>
     <w:p>
       <w:pPr>
-        <w:spacing w:after="0"/>
+        <w:pStyle w:val="SemEspaamento"/>
+        <w:spacing w:after="120"/>
         <w:jc w:val="both"/>
         <w:rPr>
-          <w:sz w:val="22"/>
-          <w:szCs w:val="22"/>
-        </w:rPr>
-      </w:pPr>
-      <w:r>
-        <w:rPr>
-          <w:rStyle w:val="Forte"/>
-          <w:sz w:val="22"/>
-          <w:szCs w:val="22"/>
-        </w:rPr>
-        <w:t>Ciência de Dados</w:t>
-      </w:r>
-      <w:r>
-        <w:rPr>
-          <w:sz w:val="22"/>
-          <w:szCs w:val="22"/>
-        </w:rPr>
-        <w:t xml:space="preserve"> (JAN/2023 – ABR/2023)</w:t>
-      </w:r>
-    </w:p>
-    <w:p>
-      <w:pPr>
-        <w:spacing w:after="0"/>
-        <w:jc w:val="both"/>
-        <w:rPr>
-          <w:rStyle w:val="nfaseSutil"/>
-        </w:rPr>
-      </w:pPr>
-      <w:r>
-        <w:rPr>
-          <w:rStyle w:val="nfaseSutil"/>
-        </w:rPr>
-        <w:t>IBM</w:t>
-      </w:r>
-    </w:p>
-    <w:p>
-      <w:pPr>
-        <w:widowControl w:val="0"/>
-        <w:jc w:val="both"/>
-        <w:rPr>
-          <w:sz w:val="22"/>
-          <w:szCs w:val="22"/>
-        </w:rPr>
-      </w:pPr>
-      <w:r>
-        <w:rPr>
-          <w:sz w:val="22"/>
-          <w:szCs w:val="22"/>
-        </w:rPr>
-        <w:t xml:space="preserve">Neste Certificado Profissional, foram desenvolvidas habilidades práticas em Ciência de Dados e Aprendizado de Máquina. Foram abordadas a metodologia de Ciência de Dados, ferramentas Python e SQL, visualização e análise de dados e modelos de Aprendizado de Máquina. Foram realizados laboratórios e tarefas na nuvem, culminando em um Projeto </w:t>
+          <w:rStyle w:val="Hyperlink"/>
+          <w:sz w:val="22"/>
+          <w:szCs w:val="22"/>
+        </w:rPr>
+      </w:pPr>
+      <w:r>
+        <w:rPr>
+          <w:sz w:val="22"/>
+          <w:szCs w:val="22"/>
+          <w:lang w:val="en-US"/>
+        </w:rPr>
+        <w:t>In this Professional Certificate,</w:t>
+      </w:r>
+      <w:r>
+        <w:rPr>
+          <w:sz w:val="22"/>
+          <w:szCs w:val="22"/>
+          <w:lang w:val="en-US"/>
+        </w:rPr>
+        <w:t xml:space="preserve"> it was covered</w:t>
+      </w:r>
+      <w:r>
+        <w:rPr>
+          <w:sz w:val="22"/>
+          <w:szCs w:val="22"/>
+          <w:lang w:val="en-US"/>
+        </w:rPr>
+        <w:t xml:space="preserve"> Data Science methodology, Python and SQL, data visualization and analysis, and Machine Learning models. Cloud-based labs and assignments were completed, culminating in a Capstone Project to demonstrate knowledge and skills. </w:t>
       </w:r>
       <w:proofErr w:type="spellStart"/>
       <w:r>
@@ -630,7 +896,7 @@
           <w:sz w:val="22"/>
           <w:szCs w:val="22"/>
         </w:rPr>
-        <w:t>Capstone</w:t>
+        <w:t>Credential</w:t>
       </w:r>
       <w:proofErr w:type="spellEnd"/>
       <w:r>
@@ -638,16 +904,14 @@
           <w:sz w:val="22"/>
           <w:szCs w:val="22"/>
         </w:rPr>
-        <w:t xml:space="preserve"> para demonstrar conhecimentos e habilidades. Credencial: </w:t>
-      </w:r>
-      <w:hyperlink r:id="rId6">
+        <w:t xml:space="preserve">: </w:t>
+      </w:r>
+      <w:hyperlink r:id="rId6" w:tgtFrame="_new" w:history="1">
         <w:r>
           <w:rPr>
-            <w:i/>
-            <w:color w:val="1155CC"/>
+            <w:rStyle w:val="Hyperlink"/>
             <w:sz w:val="22"/>
             <w:szCs w:val="22"/>
-            <w:u w:val="single"/>
           </w:rPr>
           <w:t>https://coursera.org/verify/professional-cert/637W4PHR6GGS</w:t>
         </w:r>
@@ -656,7 +920,7 @@
     <w:p>
       <w:pPr>
         <w:pStyle w:val="Ttulo1"/>
-        <w:spacing w:before="0" w:after="0"/>
+        <w:spacing w:before="120" w:after="0" w:line="240" w:lineRule="auto"/>
         <w:jc w:val="both"/>
         <w:rPr>
           <w:color w:val="595959" w:themeColor="text1" w:themeTint="A6"/>
@@ -664,97 +928,99 @@
           <w:szCs w:val="36"/>
         </w:rPr>
       </w:pPr>
+      <w:proofErr w:type="spellStart"/>
       <w:r>
         <w:rPr>
           <w:color w:val="595959" w:themeColor="text1" w:themeTint="A6"/>
           <w:sz w:val="36"/>
           <w:szCs w:val="36"/>
         </w:rPr>
-        <w:t>Cursos e certificações</w:t>
-      </w:r>
+        <w:t>Certificates</w:t>
+      </w:r>
+      <w:proofErr w:type="spellEnd"/>
     </w:p>
     <w:p>
       <w:pPr>
-        <w:spacing w:after="0"/>
-        <w:jc w:val="both"/>
-        <w:rPr>
-          <w:rStyle w:val="Forte"/>
-          <w:sz w:val="22"/>
-          <w:szCs w:val="22"/>
-        </w:rPr>
-      </w:pPr>
-      <w:r>
-        <w:rPr>
-          <w:rStyle w:val="Forte"/>
-          <w:sz w:val="22"/>
-          <w:szCs w:val="22"/>
-        </w:rPr>
-        <w:t>Geração Tech Unimed – Ciência de Dados (126h)</w:t>
-      </w:r>
-      <w:r>
-        <w:rPr>
-          <w:rStyle w:val="Forte"/>
-          <w:sz w:val="22"/>
-          <w:szCs w:val="22"/>
-        </w:rPr>
-        <w:t xml:space="preserve"> </w:t>
-      </w:r>
-      <w:r>
-        <w:rPr>
-          <w:rStyle w:val="Forte"/>
-          <w:b w:val="0"/>
-          <w:bCs w:val="0"/>
+        <w:pStyle w:val="SemEspaamento"/>
+        <w:rPr>
+          <w:b/>
+          <w:bCs/>
+          <w:sz w:val="22"/>
+          <w:szCs w:val="22"/>
+        </w:rPr>
+      </w:pPr>
+      <w:r>
+        <w:rPr>
+          <w:b/>
+          <w:bCs/>
+          <w:sz w:val="22"/>
+          <w:szCs w:val="22"/>
+        </w:rPr>
+        <w:t xml:space="preserve">Geração Tech Unimed – Ciência de Dados (126h) </w:t>
+      </w:r>
+      <w:r>
+        <w:rPr>
           <w:i/>
           <w:iCs/>
-          <w:color w:val="747474" w:themeColor="background2" w:themeShade="80"/>
-          <w:sz w:val="22"/>
-          <w:szCs w:val="22"/>
-        </w:rPr>
-        <w:t xml:space="preserve">– UNIMED </w:t>
+          <w:color w:val="808080" w:themeColor="background1" w:themeShade="80"/>
+          <w:sz w:val="22"/>
+          <w:szCs w:val="22"/>
+        </w:rPr>
+        <w:t>–</w:t>
+      </w:r>
+      <w:r>
+        <w:rPr>
+          <w:b/>
+          <w:bCs/>
+          <w:sz w:val="22"/>
+          <w:szCs w:val="22"/>
+        </w:rPr>
+        <w:t xml:space="preserve"> </w:t>
+      </w:r>
+      <w:r>
+        <w:rPr>
+          <w:i/>
+          <w:iCs/>
+          <w:color w:val="808080" w:themeColor="background1" w:themeShade="80"/>
+          <w:sz w:val="22"/>
+          <w:szCs w:val="22"/>
+        </w:rPr>
+        <w:t>UNIMED</w:t>
+      </w:r>
+      <w:r>
+        <w:rPr>
+          <w:b/>
+          <w:bCs/>
+          <w:sz w:val="22"/>
+          <w:szCs w:val="22"/>
+        </w:rPr>
+        <w:t xml:space="preserve"> </w:t>
       </w:r>
     </w:p>
     <w:p>
       <w:pPr>
-        <w:spacing w:after="0"/>
-        <w:jc w:val="both"/>
-        <w:rPr>
-          <w:rStyle w:val="Forte"/>
-          <w:b w:val="0"/>
-          <w:bCs w:val="0"/>
-          <w:sz w:val="22"/>
-          <w:szCs w:val="22"/>
-          <w:lang w:val="en-US"/>
-        </w:rPr>
-      </w:pPr>
-      <w:r>
-        <w:rPr>
-          <w:rStyle w:val="Forte"/>
-          <w:b w:val="0"/>
-          <w:bCs w:val="0"/>
-          <w:sz w:val="22"/>
-          <w:szCs w:val="22"/>
-          <w:lang w:val="en-US"/>
-        </w:rPr>
-        <w:t>CRISP-DM, AWS, SQL, NoSQL, MongoDB</w:t>
-      </w:r>
-      <w:r>
-        <w:rPr>
-          <w:rStyle w:val="Forte"/>
-          <w:b w:val="0"/>
-          <w:bCs w:val="0"/>
-          <w:sz w:val="22"/>
-          <w:szCs w:val="22"/>
-          <w:lang w:val="en-US"/>
-        </w:rPr>
-        <w:t>.</w:t>
+        <w:pStyle w:val="SemEspaamento"/>
+        <w:rPr>
+          <w:sz w:val="22"/>
+          <w:szCs w:val="22"/>
+          <w:lang w:val="en-US"/>
+        </w:rPr>
+      </w:pPr>
+      <w:r>
+        <w:rPr>
+          <w:sz w:val="22"/>
+          <w:szCs w:val="22"/>
+          <w:lang w:val="en-US"/>
+        </w:rPr>
+        <w:t xml:space="preserve">CRISP-DM, AWS, SQL, NoSQL, MongoDB. </w:t>
       </w:r>
     </w:p>
     <w:p>
       <w:pPr>
-        <w:spacing w:after="0"/>
-        <w:jc w:val="both"/>
-        <w:rPr>
-          <w:rStyle w:val="Forte"/>
+        <w:pStyle w:val="SemEspaamento"/>
+        <w:rPr>
+          <w:b/>
+          <w:bCs/>
           <w:sz w:val="22"/>
           <w:szCs w:val="22"/>
           <w:lang w:val="en-US"/>
@@ -763,26 +1029,19 @@
       <w:proofErr w:type="spellStart"/>
       <w:r>
         <w:rPr>
-          <w:rStyle w:val="Forte"/>
-          <w:sz w:val="22"/>
-          <w:szCs w:val="22"/>
-          <w:lang w:val="en-US"/>
-        </w:rPr>
-        <w:t>Imp</w:t>
-      </w:r>
-      <w:r>
-        <w:rPr>
-          <w:rStyle w:val="Forte"/>
-          <w:sz w:val="22"/>
-          <w:szCs w:val="22"/>
-          <w:lang w:val="en-US"/>
-        </w:rPr>
-        <w:t>ulso</w:t>
+          <w:b/>
+          <w:bCs/>
+          <w:sz w:val="22"/>
+          <w:szCs w:val="22"/>
+          <w:lang w:val="en-US"/>
+        </w:rPr>
+        <w:t>Impulso</w:t>
       </w:r>
       <w:proofErr w:type="spellEnd"/>
       <w:r>
         <w:rPr>
-          <w:rStyle w:val="Forte"/>
+          <w:b/>
+          <w:bCs/>
           <w:sz w:val="22"/>
           <w:szCs w:val="22"/>
           <w:lang w:val="en-US"/>
@@ -791,265 +1050,158 @@
       </w:r>
       <w:r>
         <w:rPr>
-          <w:rStyle w:val="Forte"/>
-          <w:sz w:val="22"/>
-          <w:szCs w:val="22"/>
-          <w:lang w:val="en-US"/>
-        </w:rPr>
-        <w:t xml:space="preserve"> </w:t>
-      </w:r>
-      <w:r>
-        <w:rPr>
-          <w:rStyle w:val="Forte"/>
-          <w:b w:val="0"/>
-          <w:bCs w:val="0"/>
           <w:i/>
           <w:iCs/>
-          <w:color w:val="747474" w:themeColor="background2" w:themeShade="80"/>
-          <w:sz w:val="22"/>
-          <w:szCs w:val="22"/>
-          <w:lang w:val="en-US"/>
-        </w:rPr>
-        <w:t>– D</w:t>
-      </w:r>
-      <w:r>
-        <w:rPr>
-          <w:rStyle w:val="Forte"/>
-          <w:b w:val="0"/>
-          <w:bCs w:val="0"/>
+          <w:color w:val="808080" w:themeColor="background1" w:themeShade="80"/>
+          <w:sz w:val="22"/>
+          <w:szCs w:val="22"/>
+          <w:lang w:val="en-US"/>
+        </w:rPr>
+        <w:t xml:space="preserve"> –</w:t>
+      </w:r>
+      <w:r>
+        <w:rPr>
+          <w:b/>
+          <w:bCs/>
+          <w:sz w:val="22"/>
+          <w:szCs w:val="22"/>
+          <w:lang w:val="en-US"/>
+        </w:rPr>
+        <w:t xml:space="preserve"> </w:t>
+      </w:r>
+      <w:r>
+        <w:rPr>
           <w:i/>
           <w:iCs/>
-          <w:color w:val="747474" w:themeColor="background2" w:themeShade="80"/>
-          <w:sz w:val="22"/>
-          <w:szCs w:val="22"/>
-          <w:lang w:val="en-US"/>
-        </w:rPr>
-        <w:t>IGITAL INNOVATION ONE</w:t>
+          <w:color w:val="808080" w:themeColor="background1" w:themeShade="80"/>
+          <w:sz w:val="22"/>
+          <w:szCs w:val="22"/>
+          <w:lang w:val="en-US"/>
+        </w:rPr>
+        <w:t>DIGITAL INNOVATION ONE</w:t>
       </w:r>
     </w:p>
     <w:p>
       <w:pPr>
-        <w:spacing w:after="0"/>
-        <w:jc w:val="both"/>
-        <w:rPr>
-          <w:rStyle w:val="Forte"/>
-          <w:b w:val="0"/>
-          <w:bCs w:val="0"/>
-          <w:sz w:val="22"/>
-          <w:szCs w:val="22"/>
-          <w:lang w:val="en-US"/>
-        </w:rPr>
-      </w:pPr>
-      <w:r>
-        <w:rPr>
-          <w:rStyle w:val="Forte"/>
-          <w:b w:val="0"/>
-          <w:bCs w:val="0"/>
-          <w:sz w:val="22"/>
-          <w:szCs w:val="22"/>
-          <w:lang w:val="en-US"/>
-        </w:rPr>
-        <w:t>HTML, CSS, JavaScript, React, Redux</w:t>
-      </w:r>
-      <w:r>
-        <w:rPr>
-          <w:rStyle w:val="Forte"/>
-          <w:b w:val="0"/>
-          <w:bCs w:val="0"/>
-          <w:sz w:val="22"/>
-          <w:szCs w:val="22"/>
-          <w:lang w:val="en-US"/>
-        </w:rPr>
-        <w:t>.</w:t>
+        <w:pStyle w:val="SemEspaamento"/>
+        <w:rPr>
+          <w:sz w:val="22"/>
+          <w:szCs w:val="22"/>
+          <w:lang w:val="en-US"/>
+        </w:rPr>
+      </w:pPr>
+      <w:r>
+        <w:rPr>
+          <w:sz w:val="22"/>
+          <w:szCs w:val="22"/>
+          <w:lang w:val="en-US"/>
+        </w:rPr>
+        <w:t xml:space="preserve">HTML, CSS, JavaScript, React, Redux. </w:t>
       </w:r>
     </w:p>
     <w:p>
       <w:pPr>
-        <w:spacing w:after="0"/>
-        <w:jc w:val="both"/>
-        <w:rPr>
-          <w:rStyle w:val="Forte"/>
-          <w:sz w:val="22"/>
-          <w:szCs w:val="22"/>
-        </w:rPr>
-      </w:pPr>
-      <w:r>
-        <w:rPr>
-          <w:rStyle w:val="Forte"/>
-          <w:sz w:val="22"/>
-          <w:szCs w:val="22"/>
-        </w:rPr>
-        <w:t>T-</w:t>
-      </w:r>
-      <w:proofErr w:type="spellStart"/>
-      <w:r>
-        <w:rPr>
-          <w:rStyle w:val="Forte"/>
-          <w:sz w:val="22"/>
-          <w:szCs w:val="22"/>
-        </w:rPr>
-        <w:t>Academy</w:t>
-      </w:r>
-      <w:proofErr w:type="spellEnd"/>
-      <w:r>
-        <w:rPr>
-          <w:rStyle w:val="Forte"/>
-          <w:sz w:val="22"/>
-          <w:szCs w:val="22"/>
-        </w:rPr>
-        <w:t xml:space="preserve"> (T-Systems) – Java Orientado ao Objeto (</w:t>
-      </w:r>
-      <w:r>
-        <w:rPr>
-          <w:rStyle w:val="Forte"/>
-          <w:sz w:val="22"/>
-          <w:szCs w:val="22"/>
-        </w:rPr>
-        <w:t>28h)</w:t>
-      </w:r>
-      <w:r>
-        <w:rPr>
-          <w:rStyle w:val="Forte"/>
-          <w:sz w:val="22"/>
-          <w:szCs w:val="22"/>
-        </w:rPr>
-        <w:t xml:space="preserve"> </w:t>
-      </w:r>
-      <w:r>
-        <w:rPr>
-          <w:rStyle w:val="Forte"/>
-          <w:b w:val="0"/>
-          <w:bCs w:val="0"/>
+        <w:pStyle w:val="SemEspaamento"/>
+        <w:rPr>
           <w:i/>
           <w:iCs/>
-          <w:color w:val="747474" w:themeColor="background2" w:themeShade="80"/>
-          <w:sz w:val="22"/>
-          <w:szCs w:val="22"/>
-        </w:rPr>
-        <w:t>– T-ACADEM</w:t>
-      </w:r>
-      <w:r>
-        <w:rPr>
-          <w:rStyle w:val="Forte"/>
-          <w:b w:val="0"/>
-          <w:bCs w:val="0"/>
+          <w:color w:val="808080" w:themeColor="background1" w:themeShade="80"/>
+          <w:sz w:val="22"/>
+          <w:szCs w:val="22"/>
+          <w:lang w:val="en-US"/>
+        </w:rPr>
+      </w:pPr>
+      <w:r>
+        <w:rPr>
+          <w:b/>
+          <w:bCs/>
+          <w:sz w:val="22"/>
+          <w:szCs w:val="22"/>
+          <w:lang w:val="en-US"/>
+        </w:rPr>
+        <w:t>T-Academy (T-Systems) – Java Orient</w:t>
+      </w:r>
+      <w:r>
+        <w:rPr>
+          <w:b/>
+          <w:bCs/>
+          <w:sz w:val="22"/>
+          <w:szCs w:val="22"/>
+          <w:lang w:val="en-US"/>
+        </w:rPr>
+        <w:t>ed to Obje</w:t>
+      </w:r>
+      <w:r>
+        <w:rPr>
+          <w:b/>
+          <w:bCs/>
+          <w:sz w:val="22"/>
+          <w:szCs w:val="22"/>
+          <w:lang w:val="en-US"/>
+        </w:rPr>
+        <w:t>ct</w:t>
+      </w:r>
+      <w:r>
+        <w:rPr>
+          <w:b/>
+          <w:bCs/>
+          <w:sz w:val="22"/>
+          <w:szCs w:val="22"/>
+          <w:lang w:val="en-US"/>
+        </w:rPr>
+        <w:t xml:space="preserve"> (28h) </w:t>
+      </w:r>
+      <w:r>
+        <w:rPr>
           <w:i/>
           <w:iCs/>
-          <w:color w:val="747474" w:themeColor="background2" w:themeShade="80"/>
-          <w:sz w:val="22"/>
-          <w:szCs w:val="22"/>
-        </w:rPr>
-        <w:t>Y</w:t>
+          <w:color w:val="808080" w:themeColor="background1" w:themeShade="80"/>
+          <w:sz w:val="22"/>
+          <w:szCs w:val="22"/>
+          <w:lang w:val="en-US"/>
+        </w:rPr>
+        <w:t xml:space="preserve">– T-ACADEMY </w:t>
       </w:r>
     </w:p>
     <w:p>
       <w:pPr>
-        <w:jc w:val="both"/>
-        <w:rPr>
-          <w:rStyle w:val="Forte"/>
-          <w:sz w:val="22"/>
-          <w:szCs w:val="22"/>
-        </w:rPr>
-      </w:pPr>
-      <w:r>
-        <w:rPr>
-          <w:rStyle w:val="Forte"/>
-          <w:b w:val="0"/>
-          <w:bCs w:val="0"/>
-          <w:sz w:val="22"/>
-          <w:szCs w:val="22"/>
-        </w:rPr>
-        <w:t>Java O</w:t>
-      </w:r>
-      <w:r>
-        <w:rPr>
-          <w:rStyle w:val="Forte"/>
-          <w:b w:val="0"/>
-          <w:bCs w:val="0"/>
-          <w:sz w:val="22"/>
-          <w:szCs w:val="22"/>
-        </w:rPr>
-        <w:t>rientado ao Objeto</w:t>
-      </w:r>
-      <w:r>
-        <w:rPr>
-          <w:rStyle w:val="Forte"/>
-          <w:b w:val="0"/>
-          <w:bCs w:val="0"/>
-          <w:sz w:val="22"/>
-          <w:szCs w:val="22"/>
-        </w:rPr>
-        <w:t xml:space="preserve">; </w:t>
-      </w:r>
-      <w:r>
-        <w:rPr>
-          <w:rStyle w:val="Forte"/>
-          <w:b w:val="0"/>
-          <w:bCs w:val="0"/>
-          <w:sz w:val="22"/>
-          <w:szCs w:val="22"/>
-        </w:rPr>
-        <w:t xml:space="preserve">metodologia </w:t>
-      </w:r>
-      <w:r>
-        <w:rPr>
-          <w:rStyle w:val="Forte"/>
-          <w:b w:val="0"/>
-          <w:bCs w:val="0"/>
-          <w:sz w:val="22"/>
-          <w:szCs w:val="22"/>
-        </w:rPr>
-        <w:t>SOLID</w:t>
-      </w:r>
-      <w:r>
-        <w:rPr>
-          <w:rStyle w:val="Forte"/>
-          <w:b w:val="0"/>
-          <w:bCs w:val="0"/>
-          <w:sz w:val="22"/>
-          <w:szCs w:val="22"/>
-        </w:rPr>
-        <w:t xml:space="preserve"> para desenvolvimento de software</w:t>
-      </w:r>
-      <w:r>
-        <w:rPr>
-          <w:rStyle w:val="Forte"/>
-          <w:b w:val="0"/>
-          <w:bCs w:val="0"/>
-          <w:sz w:val="22"/>
-          <w:szCs w:val="22"/>
-        </w:rPr>
-        <w:t>.</w:t>
+        <w:rPr>
+          <w:sz w:val="22"/>
+          <w:szCs w:val="22"/>
+        </w:rPr>
+      </w:pPr>
+      <w:r>
+        <w:rPr>
+          <w:sz w:val="22"/>
+          <w:szCs w:val="22"/>
+        </w:rPr>
+        <w:t>Java Orientado ao Objeto; metodologia SOLID para desenvolvimento de software.</w:t>
       </w:r>
     </w:p>
     <w:p>
       <w:pPr>
         <w:pStyle w:val="Ttulo1"/>
-        <w:spacing w:before="0" w:after="0"/>
+        <w:spacing w:before="0" w:after="0" w:line="240" w:lineRule="auto"/>
         <w:jc w:val="both"/>
         <w:rPr>
           <w:color w:val="595959" w:themeColor="text1" w:themeTint="A6"/>
           <w:sz w:val="36"/>
           <w:szCs w:val="36"/>
-          <w:lang w:val="en-US"/>
-        </w:rPr>
-      </w:pPr>
-      <w:proofErr w:type="spellStart"/>
+        </w:rPr>
+      </w:pPr>
       <w:r>
         <w:rPr>
           <w:color w:val="595959" w:themeColor="text1" w:themeTint="A6"/>
           <w:sz w:val="36"/>
           <w:szCs w:val="36"/>
-          <w:lang w:val="en-US"/>
-        </w:rPr>
-        <w:t>Habilidades</w:t>
-      </w:r>
-      <w:proofErr w:type="spellEnd"/>
+        </w:rPr>
+        <w:t>Skills</w:t>
+      </w:r>
     </w:p>
     <w:tbl>
       <w:tblPr>
         <w:tblStyle w:val="Tabelacomgrade"/>
-        <w:tblW w:w="10087" w:type="dxa"/>
+        <w:tblW w:w="0" w:type="auto"/>
         <w:tblBorders>
           <w:top w:val="none" w:sz="0" w:space="0" w:color="auto"/>
           <w:left w:val="none" w:sz="0" w:space="0" w:color="auto"/>
@@ -1061,33 +1213,44 @@
         <w:tblLook w:val="04A0" w:firstRow="1" w:lastRow="0" w:firstColumn="1" w:lastColumn="0" w:noHBand="0" w:noVBand="1"/>
       </w:tblPr>
       <w:tblGrid>
-        <w:gridCol w:w="5044"/>
-        <w:gridCol w:w="5043"/>
+        <w:gridCol w:w="4956"/>
+        <w:gridCol w:w="4956"/>
       </w:tblGrid>
       <w:tr>
-        <w:trPr>
-          <w:trHeight w:val="2256"/>
-        </w:trPr>
         <w:tc>
           <w:tcPr>
-            <w:tcW w:w="5044" w:type="dxa"/>
+            <w:tcW w:w="4956" w:type="dxa"/>
           </w:tcPr>
           <w:p>
             <w:pPr>
-              <w:jc w:val="both"/>
-              <w:rPr>
-                <w:rStyle w:val="Forte"/>
-                <w:sz w:val="22"/>
-                <w:szCs w:val="22"/>
+              <w:ind w:left="-100"/>
+              <w:rPr>
+                <w:b/>
+                <w:bCs/>
+                <w:sz w:val="22"/>
+                <w:szCs w:val="22"/>
+                <w:lang w:val="en-US"/>
               </w:rPr>
             </w:pPr>
             <w:r>
               <w:rPr>
-                <w:rStyle w:val="Forte"/>
-                <w:sz w:val="22"/>
-                <w:szCs w:val="22"/>
-              </w:rPr>
-              <w:t>Linguagens de programação</w:t>
+                <w:b/>
+                <w:bCs/>
+                <w:sz w:val="22"/>
+                <w:szCs w:val="22"/>
+                <w:lang w:val="en-US"/>
+              </w:rPr>
+              <w:t>Languages</w:t>
+            </w:r>
+            <w:r>
+              <w:rPr>
+                <w:b/>
+                <w:bCs/>
+                <w:sz w:val="22"/>
+                <w:szCs w:val="22"/>
+                <w:lang w:val="en-US"/>
+              </w:rPr>
+              <w:t xml:space="preserve"> | Web3</w:t>
             </w:r>
           </w:p>
           <w:p>
@@ -1095,62 +1258,45 @@
               <w:pStyle w:val="PargrafodaLista"/>
               <w:numPr>
                 <w:ilvl w:val="0"/>
-                <w:numId w:val="4"/>
+                <w:numId w:val="18"/>
               </w:numPr>
-              <w:jc w:val="both"/>
-              <w:rPr>
-                <w:rStyle w:val="Forte"/>
-                <w:sz w:val="22"/>
-                <w:szCs w:val="22"/>
+              <w:rPr>
+                <w:sz w:val="22"/>
+                <w:szCs w:val="22"/>
+                <w:lang w:val="en-US"/>
               </w:rPr>
             </w:pPr>
             <w:r>
               <w:rPr>
-                <w:rStyle w:val="Forte"/>
-                <w:b w:val="0"/>
-                <w:bCs w:val="0"/>
-                <w:sz w:val="22"/>
-                <w:szCs w:val="22"/>
-              </w:rPr>
-              <w:t>Python</w:t>
-            </w:r>
-            <w:r>
-              <w:rPr>
-                <w:rStyle w:val="Forte"/>
-                <w:b w:val="0"/>
-                <w:bCs w:val="0"/>
-                <w:sz w:val="22"/>
-                <w:szCs w:val="22"/>
-              </w:rPr>
-              <w:t xml:space="preserve"> | Java</w:t>
-            </w:r>
-            <w:r>
-              <w:rPr>
-                <w:rStyle w:val="Forte"/>
-                <w:b w:val="0"/>
-                <w:bCs w:val="0"/>
-                <w:sz w:val="22"/>
-                <w:szCs w:val="22"/>
-              </w:rPr>
-              <w:t xml:space="preserve"> (intermediário)</w:t>
-            </w:r>
-          </w:p>
-          <w:p>
-            <w:pPr>
-              <w:jc w:val="both"/>
-              <w:rPr>
-                <w:rStyle w:val="Forte"/>
-                <w:sz w:val="22"/>
-                <w:szCs w:val="22"/>
-              </w:rPr>
-            </w:pPr>
-            <w:r>
-              <w:rPr>
-                <w:rStyle w:val="Forte"/>
-                <w:sz w:val="22"/>
-                <w:szCs w:val="22"/>
-              </w:rPr>
-              <w:t>Frameworks</w:t>
+                <w:sz w:val="22"/>
+                <w:szCs w:val="22"/>
+                <w:lang w:val="en-US"/>
+              </w:rPr>
+              <w:t>Pytho</w:t>
+            </w:r>
+            <w:r>
+              <w:rPr>
+                <w:sz w:val="22"/>
+                <w:szCs w:val="22"/>
+                <w:lang w:val="en-US"/>
+              </w:rPr>
+              <w:t>n</w:t>
+            </w:r>
+            <w:r>
+              <w:rPr>
+                <w:sz w:val="22"/>
+                <w:szCs w:val="22"/>
+                <w:lang w:val="en-US"/>
+              </w:rPr>
+              <w:t xml:space="preserve"> | </w:t>
+            </w:r>
+            <w:r>
+              <w:rPr>
+                <w:sz w:val="22"/>
+                <w:szCs w:val="22"/>
+                <w:lang w:val="en-US"/>
+              </w:rPr>
+              <w:t xml:space="preserve">Java </w:t>
             </w:r>
           </w:p>
           <w:p>
@@ -1158,65 +1304,72 @@
               <w:pStyle w:val="PargrafodaLista"/>
               <w:numPr>
                 <w:ilvl w:val="0"/>
-                <w:numId w:val="5"/>
+                <w:numId w:val="18"/>
               </w:numPr>
-              <w:jc w:val="both"/>
-              <w:rPr>
-                <w:rStyle w:val="Forte"/>
-                <w:sz w:val="22"/>
-                <w:szCs w:val="22"/>
+              <w:rPr>
+                <w:sz w:val="22"/>
+                <w:szCs w:val="22"/>
+                <w:lang w:val="en-US"/>
               </w:rPr>
             </w:pPr>
             <w:r>
               <w:rPr>
-                <w:rStyle w:val="Forte"/>
-                <w:b w:val="0"/>
-                <w:bCs w:val="0"/>
-                <w:sz w:val="22"/>
-                <w:szCs w:val="22"/>
-              </w:rPr>
-              <w:t xml:space="preserve">Django </w:t>
-            </w:r>
-            <w:r>
-              <w:rPr>
-                <w:rStyle w:val="Forte"/>
-                <w:b w:val="0"/>
-                <w:bCs w:val="0"/>
-                <w:sz w:val="22"/>
-                <w:szCs w:val="22"/>
-              </w:rPr>
-              <w:t xml:space="preserve">| </w:t>
+                <w:sz w:val="22"/>
+                <w:szCs w:val="22"/>
+                <w:lang w:val="en-US"/>
+              </w:rPr>
+              <w:t>Solidity | Rust (ink!)</w:t>
+            </w:r>
+          </w:p>
+          <w:p>
+            <w:pPr>
+              <w:ind w:left="-100"/>
+              <w:rPr>
+                <w:b/>
+                <w:bCs/>
+                <w:sz w:val="22"/>
+                <w:szCs w:val="22"/>
+                <w:lang w:val="en-US"/>
+              </w:rPr>
+            </w:pPr>
+            <w:r>
+              <w:rPr>
+                <w:b/>
+                <w:bCs/>
+                <w:sz w:val="22"/>
+                <w:szCs w:val="22"/>
+                <w:lang w:val="en-US"/>
+              </w:rPr>
+              <w:t>Frameworks</w:t>
+            </w:r>
+          </w:p>
+          <w:p>
+            <w:pPr>
+              <w:pStyle w:val="PargrafodaLista"/>
+              <w:numPr>
+                <w:ilvl w:val="0"/>
+                <w:numId w:val="19"/>
+              </w:numPr>
+              <w:rPr>
+                <w:sz w:val="22"/>
+                <w:szCs w:val="22"/>
+                <w:lang w:val="en-US"/>
+              </w:rPr>
+            </w:pPr>
+            <w:r>
+              <w:rPr>
+                <w:sz w:val="22"/>
+                <w:szCs w:val="22"/>
+                <w:lang w:val="en-US"/>
+              </w:rPr>
+              <w:t xml:space="preserve">Django | Flask | </w:t>
             </w:r>
             <w:proofErr w:type="spellStart"/>
             <w:r>
               <w:rPr>
-                <w:rStyle w:val="Forte"/>
-                <w:b w:val="0"/>
-                <w:bCs w:val="0"/>
-                <w:sz w:val="22"/>
-                <w:szCs w:val="22"/>
-              </w:rPr>
-              <w:t>Flask</w:t>
-            </w:r>
-            <w:proofErr w:type="spellEnd"/>
-            <w:r>
-              <w:rPr>
-                <w:rStyle w:val="Forte"/>
-                <w:b w:val="0"/>
-                <w:bCs w:val="0"/>
-                <w:sz w:val="22"/>
-                <w:szCs w:val="22"/>
-              </w:rPr>
-              <w:t xml:space="preserve"> | </w:t>
-            </w:r>
-            <w:proofErr w:type="spellStart"/>
-            <w:r>
-              <w:rPr>
-                <w:rStyle w:val="Forte"/>
-                <w:b w:val="0"/>
-                <w:bCs w:val="0"/>
-                <w:sz w:val="22"/>
-                <w:szCs w:val="22"/>
+                <w:sz w:val="22"/>
+                <w:szCs w:val="22"/>
+                <w:lang w:val="en-US"/>
               </w:rPr>
               <w:t>Streamlit</w:t>
             </w:r>
@@ -1227,47 +1380,28 @@
               <w:pStyle w:val="PargrafodaLista"/>
               <w:numPr>
                 <w:ilvl w:val="0"/>
-                <w:numId w:val="5"/>
+                <w:numId w:val="19"/>
               </w:numPr>
-              <w:jc w:val="both"/>
-              <w:rPr>
-                <w:rStyle w:val="Forte"/>
-                <w:b w:val="0"/>
-                <w:bCs w:val="0"/>
-                <w:sz w:val="22"/>
-                <w:szCs w:val="22"/>
+              <w:rPr>
+                <w:sz w:val="22"/>
+                <w:szCs w:val="22"/>
+                <w:lang w:val="en-US"/>
               </w:rPr>
             </w:pPr>
+            <w:r>
+              <w:rPr>
+                <w:sz w:val="22"/>
+                <w:szCs w:val="22"/>
+                <w:lang w:val="en-US"/>
+              </w:rPr>
+              <w:t xml:space="preserve">AngularJS | </w:t>
+            </w:r>
             <w:proofErr w:type="spellStart"/>
             <w:r>
               <w:rPr>
-                <w:rStyle w:val="Forte"/>
-                <w:b w:val="0"/>
-                <w:bCs w:val="0"/>
-                <w:sz w:val="22"/>
-                <w:szCs w:val="22"/>
-              </w:rPr>
-              <w:t>AngularJS</w:t>
-            </w:r>
-            <w:proofErr w:type="spellEnd"/>
-            <w:r>
-              <w:rPr>
-                <w:rStyle w:val="Forte"/>
-                <w:b w:val="0"/>
-                <w:bCs w:val="0"/>
-                <w:sz w:val="22"/>
-                <w:szCs w:val="22"/>
-              </w:rPr>
-              <w:t xml:space="preserve"> | </w:t>
-            </w:r>
-            <w:proofErr w:type="spellStart"/>
-            <w:r>
-              <w:rPr>
-                <w:rStyle w:val="Forte"/>
-                <w:b w:val="0"/>
-                <w:bCs w:val="0"/>
-                <w:sz w:val="22"/>
-                <w:szCs w:val="22"/>
+                <w:sz w:val="22"/>
+                <w:szCs w:val="22"/>
+                <w:lang w:val="en-US"/>
               </w:rPr>
               <w:t>SpringBoot</w:t>
             </w:r>
@@ -1275,56 +1409,32 @@
           </w:p>
           <w:p>
             <w:pPr>
-              <w:jc w:val="both"/>
-              <w:rPr>
-                <w:rStyle w:val="Forte"/>
+              <w:ind w:left="-100"/>
+              <w:rPr>
+                <w:b/>
+                <w:bCs/>
                 <w:sz w:val="22"/>
                 <w:szCs w:val="22"/>
               </w:rPr>
             </w:pPr>
-            <w:r>
-              <w:rPr>
-                <w:rStyle w:val="Forte"/>
-                <w:sz w:val="22"/>
-                <w:szCs w:val="22"/>
-              </w:rPr>
-              <w:t>Banco de dados</w:t>
-            </w:r>
-          </w:p>
-          <w:p>
-            <w:pPr>
-              <w:pStyle w:val="PargrafodaLista"/>
-              <w:numPr>
-                <w:ilvl w:val="0"/>
-                <w:numId w:val="5"/>
-              </w:numPr>
-              <w:jc w:val="both"/>
-              <w:rPr>
-                <w:rStyle w:val="Forte"/>
-                <w:sz w:val="22"/>
-                <w:szCs w:val="22"/>
-              </w:rPr>
-            </w:pPr>
-            <w:r>
-              <w:rPr>
-                <w:rStyle w:val="Forte"/>
-                <w:b w:val="0"/>
-                <w:bCs w:val="0"/>
-                <w:sz w:val="22"/>
-                <w:szCs w:val="22"/>
-              </w:rPr>
-              <w:t xml:space="preserve">SQL | </w:t>
-            </w:r>
             <w:proofErr w:type="spellStart"/>
             <w:r>
               <w:rPr>
-                <w:rStyle w:val="Forte"/>
-                <w:b w:val="0"/>
-                <w:bCs w:val="0"/>
-                <w:sz w:val="22"/>
-                <w:szCs w:val="22"/>
-              </w:rPr>
-              <w:t>NoSQL</w:t>
+                <w:b/>
+                <w:bCs/>
+                <w:sz w:val="22"/>
+                <w:szCs w:val="22"/>
+              </w:rPr>
+              <w:t>Data</w:t>
+            </w:r>
+            <w:r>
+              <w:rPr>
+                <w:b/>
+                <w:bCs/>
+                <w:sz w:val="22"/>
+                <w:szCs w:val="22"/>
+              </w:rPr>
+              <w:t>base</w:t>
             </w:r>
             <w:proofErr w:type="spellEnd"/>
           </w:p>
@@ -1333,60 +1443,27 @@
               <w:pStyle w:val="PargrafodaLista"/>
               <w:numPr>
                 <w:ilvl w:val="0"/>
-                <w:numId w:val="5"/>
+                <w:numId w:val="21"/>
               </w:numPr>
-              <w:jc w:val="both"/>
-              <w:rPr>
-                <w:rStyle w:val="Forte"/>
-                <w:b w:val="0"/>
-                <w:bCs w:val="0"/>
+              <w:rPr>
                 <w:sz w:val="22"/>
                 <w:szCs w:val="22"/>
               </w:rPr>
             </w:pPr>
+            <w:r>
+              <w:rPr>
+                <w:sz w:val="22"/>
+                <w:szCs w:val="22"/>
+              </w:rPr>
+              <w:t xml:space="preserve">SQL | </w:t>
+            </w:r>
             <w:proofErr w:type="spellStart"/>
             <w:r>
               <w:rPr>
-                <w:rStyle w:val="Forte"/>
-                <w:b w:val="0"/>
-                <w:bCs w:val="0"/>
-                <w:sz w:val="22"/>
-                <w:szCs w:val="22"/>
-              </w:rPr>
-              <w:t>MongoDB</w:t>
-            </w:r>
-            <w:proofErr w:type="spellEnd"/>
-          </w:p>
-        </w:tc>
-        <w:tc>
-          <w:tcPr>
-            <w:tcW w:w="5043" w:type="dxa"/>
-          </w:tcPr>
-          <w:p>
-            <w:pPr>
-              <w:jc w:val="both"/>
-              <w:rPr>
-                <w:rStyle w:val="Forte"/>
-                <w:sz w:val="22"/>
-                <w:szCs w:val="22"/>
-              </w:rPr>
-            </w:pPr>
-            <w:r>
-              <w:rPr>
-                <w:rStyle w:val="Forte"/>
-                <w:sz w:val="22"/>
-                <w:szCs w:val="22"/>
-              </w:rPr>
-              <w:t xml:space="preserve">Web </w:t>
-            </w:r>
-            <w:proofErr w:type="spellStart"/>
-            <w:r>
-              <w:rPr>
-                <w:rStyle w:val="Forte"/>
-                <w:sz w:val="22"/>
-                <w:szCs w:val="22"/>
-              </w:rPr>
-              <w:t>development</w:t>
+                <w:sz w:val="22"/>
+                <w:szCs w:val="22"/>
+              </w:rPr>
+              <w:t>NoSQL</w:t>
             </w:r>
             <w:proofErr w:type="spellEnd"/>
           </w:p>
@@ -1395,64 +1472,50 @@
               <w:pStyle w:val="PargrafodaLista"/>
               <w:numPr>
                 <w:ilvl w:val="0"/>
-                <w:numId w:val="6"/>
+                <w:numId w:val="21"/>
               </w:numPr>
-              <w:jc w:val="both"/>
-              <w:rPr>
-                <w:rStyle w:val="Forte"/>
-                <w:sz w:val="22"/>
-                <w:szCs w:val="22"/>
+              <w:rPr>
+                <w:b/>
+                <w:bCs/>
+                <w:sz w:val="22"/>
+                <w:szCs w:val="22"/>
+                <w:lang w:val="en-US"/>
               </w:rPr>
             </w:pPr>
-            <w:r>
-              <w:rPr>
-                <w:rStyle w:val="Forte"/>
-                <w:b w:val="0"/>
-                <w:bCs w:val="0"/>
-                <w:sz w:val="22"/>
-                <w:szCs w:val="22"/>
-              </w:rPr>
-              <w:t>HTML</w:t>
-            </w:r>
-            <w:r>
-              <w:rPr>
-                <w:rStyle w:val="Forte"/>
-                <w:b w:val="0"/>
-                <w:bCs w:val="0"/>
-                <w:sz w:val="22"/>
-                <w:szCs w:val="22"/>
-              </w:rPr>
-              <w:t xml:space="preserve"> | CSS | </w:t>
-            </w:r>
             <w:proofErr w:type="spellStart"/>
             <w:r>
               <w:rPr>
-                <w:rStyle w:val="Forte"/>
-                <w:b w:val="0"/>
-                <w:bCs w:val="0"/>
-                <w:sz w:val="22"/>
-                <w:szCs w:val="22"/>
-              </w:rPr>
-              <w:t>JavaScript</w:t>
+                <w:sz w:val="22"/>
+                <w:szCs w:val="22"/>
+              </w:rPr>
+              <w:t>MongoDB</w:t>
             </w:r>
             <w:proofErr w:type="spellEnd"/>
           </w:p>
+        </w:tc>
+        <w:tc>
+          <w:tcPr>
+            <w:tcW w:w="4956" w:type="dxa"/>
+          </w:tcPr>
           <w:p>
             <w:pPr>
-              <w:jc w:val="both"/>
-              <w:rPr>
-                <w:rStyle w:val="Forte"/>
-                <w:sz w:val="22"/>
-                <w:szCs w:val="22"/>
+              <w:rPr>
+                <w:b/>
+                <w:bCs/>
+                <w:sz w:val="22"/>
+                <w:szCs w:val="22"/>
+                <w:lang w:val="en-US"/>
               </w:rPr>
             </w:pPr>
             <w:r>
               <w:rPr>
-                <w:rStyle w:val="Forte"/>
-                <w:sz w:val="22"/>
-                <w:szCs w:val="22"/>
-              </w:rPr>
-              <w:t>Bibliotecas</w:t>
+                <w:b/>
+                <w:bCs/>
+                <w:sz w:val="22"/>
+                <w:szCs w:val="22"/>
+                <w:lang w:val="en-US"/>
+              </w:rPr>
+              <w:t>Web Development</w:t>
             </w:r>
           </w:p>
           <w:p>
@@ -1460,34 +1523,42 @@
               <w:pStyle w:val="PargrafodaLista"/>
               <w:numPr>
                 <w:ilvl w:val="0"/>
-                <w:numId w:val="7"/>
+                <w:numId w:val="16"/>
               </w:numPr>
-              <w:jc w:val="both"/>
-              <w:rPr>
-                <w:rStyle w:val="Forte"/>
-                <w:sz w:val="22"/>
-                <w:szCs w:val="22"/>
+              <w:rPr>
+                <w:sz w:val="22"/>
+                <w:szCs w:val="22"/>
+                <w:lang w:val="en-US"/>
               </w:rPr>
             </w:pPr>
             <w:r>
               <w:rPr>
-                <w:rStyle w:val="Forte"/>
-                <w:b w:val="0"/>
-                <w:bCs w:val="0"/>
-                <w:sz w:val="22"/>
-                <w:szCs w:val="22"/>
-              </w:rPr>
-              <w:t>React</w:t>
-            </w:r>
-            <w:r>
-              <w:rPr>
-                <w:rStyle w:val="Forte"/>
-                <w:b w:val="0"/>
-                <w:bCs w:val="0"/>
-                <w:sz w:val="22"/>
-                <w:szCs w:val="22"/>
-              </w:rPr>
-              <w:t>.js</w:t>
+                <w:sz w:val="22"/>
+                <w:szCs w:val="22"/>
+                <w:lang w:val="en-US"/>
+              </w:rPr>
+              <w:t>HTML | CSS | JavaScript | TypeScript</w:t>
+            </w:r>
+          </w:p>
+          <w:p>
+            <w:pPr>
+              <w:rPr>
+                <w:b/>
+                <w:bCs/>
+                <w:sz w:val="22"/>
+                <w:szCs w:val="22"/>
+                <w:lang w:val="en-US"/>
+              </w:rPr>
+            </w:pPr>
+            <w:r>
+              <w:rPr>
+                <w:b/>
+                <w:bCs/>
+                <w:sz w:val="22"/>
+                <w:szCs w:val="22"/>
+                <w:lang w:val="en-US"/>
+              </w:rPr>
+              <w:t>JavaScript Libraries and packages</w:t>
             </w:r>
           </w:p>
           <w:p>
@@ -1495,89 +1566,58 @@
               <w:pStyle w:val="PargrafodaLista"/>
               <w:numPr>
                 <w:ilvl w:val="0"/>
-                <w:numId w:val="7"/>
+                <w:numId w:val="16"/>
               </w:numPr>
-              <w:jc w:val="both"/>
-              <w:rPr>
-                <w:rStyle w:val="Forte"/>
-                <w:sz w:val="22"/>
-                <w:szCs w:val="22"/>
+              <w:rPr>
+                <w:sz w:val="22"/>
+                <w:szCs w:val="22"/>
+                <w:lang w:val="en-US"/>
               </w:rPr>
             </w:pPr>
             <w:r>
               <w:rPr>
-                <w:rStyle w:val="Forte"/>
-                <w:b w:val="0"/>
-                <w:bCs w:val="0"/>
-                <w:sz w:val="22"/>
-                <w:szCs w:val="22"/>
-              </w:rPr>
-              <w:t>Vue</w:t>
-            </w:r>
-            <w:r>
-              <w:rPr>
-                <w:rStyle w:val="Forte"/>
-                <w:b w:val="0"/>
-                <w:bCs w:val="0"/>
-                <w:sz w:val="22"/>
-                <w:szCs w:val="22"/>
-              </w:rPr>
-              <w:t>.js</w:t>
-            </w:r>
-          </w:p>
-          <w:p>
-            <w:pPr>
-              <w:jc w:val="both"/>
-              <w:rPr>
-                <w:rStyle w:val="Forte"/>
-                <w:sz w:val="22"/>
-                <w:szCs w:val="22"/>
-              </w:rPr>
-            </w:pPr>
-            <w:r>
-              <w:rPr>
-                <w:rStyle w:val="Forte"/>
-                <w:sz w:val="22"/>
-                <w:szCs w:val="22"/>
-              </w:rPr>
-              <w:t>Soft skills</w:t>
-            </w:r>
-          </w:p>
-          <w:p>
-            <w:pPr>
-              <w:pStyle w:val="PargrafodaLista"/>
-              <w:numPr>
-                <w:ilvl w:val="0"/>
-                <w:numId w:val="8"/>
-              </w:numPr>
-              <w:jc w:val="both"/>
-              <w:rPr>
-                <w:rStyle w:val="Forte"/>
-                <w:b w:val="0"/>
-                <w:bCs w:val="0"/>
-                <w:sz w:val="22"/>
-                <w:szCs w:val="22"/>
-              </w:rPr>
-            </w:pPr>
-            <w:r>
-              <w:rPr>
-                <w:rStyle w:val="Forte"/>
-                <w:b w:val="0"/>
-                <w:bCs w:val="0"/>
-                <w:sz w:val="22"/>
-                <w:szCs w:val="22"/>
-              </w:rPr>
-              <w:t>Inglês fluente</w:t>
-            </w:r>
+                <w:sz w:val="22"/>
+                <w:szCs w:val="22"/>
+                <w:lang w:val="en-US"/>
+              </w:rPr>
+              <w:t xml:space="preserve">React.js | </w:t>
+            </w:r>
+            <w:proofErr w:type="spellStart"/>
+            <w:r>
+              <w:rPr>
+                <w:sz w:val="22"/>
+                <w:szCs w:val="22"/>
+                <w:lang w:val="en-US"/>
+              </w:rPr>
+              <w:t>NextJS</w:t>
+            </w:r>
+            <w:proofErr w:type="spellEnd"/>
+            <w:r>
+              <w:rPr>
+                <w:sz w:val="22"/>
+                <w:szCs w:val="22"/>
+                <w:lang w:val="en-US"/>
+              </w:rPr>
+              <w:t xml:space="preserve"> | Node.js | </w:t>
+            </w:r>
+            <w:proofErr w:type="spellStart"/>
+            <w:r>
+              <w:rPr>
+                <w:sz w:val="22"/>
+                <w:szCs w:val="22"/>
+                <w:lang w:val="en-US"/>
+              </w:rPr>
+              <w:t>Viem</w:t>
+            </w:r>
+            <w:proofErr w:type="spellEnd"/>
           </w:p>
           <w:p>
             <w:pPr>
               <w:ind w:left="360"/>
-              <w:jc w:val="both"/>
-              <w:rPr>
-                <w:rStyle w:val="Forte"/>
-                <w:sz w:val="22"/>
-                <w:szCs w:val="22"/>
+              <w:rPr>
+                <w:sz w:val="22"/>
+                <w:szCs w:val="22"/>
+                <w:lang w:val="en-US"/>
               </w:rPr>
             </w:pPr>
           </w:p>
@@ -1587,12 +1627,13 @@
     <w:p>
       <w:pPr>
         <w:pStyle w:val="Ttulo1"/>
-        <w:spacing w:after="0"/>
+        <w:spacing w:before="120" w:after="0" w:line="240" w:lineRule="auto"/>
         <w:jc w:val="both"/>
         <w:rPr>
           <w:color w:val="595959" w:themeColor="text1" w:themeTint="A6"/>
           <w:sz w:val="36"/>
           <w:szCs w:val="36"/>
+          <w:lang w:val="en-US"/>
         </w:rPr>
       </w:pPr>
       <w:r>
@@ -1600,57 +1641,100 @@
           <w:color w:val="595959" w:themeColor="text1" w:themeTint="A6"/>
           <w:sz w:val="36"/>
           <w:szCs w:val="36"/>
-        </w:rPr>
-        <w:t>Interesses</w:t>
+          <w:lang w:val="en-US"/>
+        </w:rPr>
+        <w:t>Intere</w:t>
+      </w:r>
+      <w:r>
+        <w:rPr>
+          <w:color w:val="595959" w:themeColor="text1" w:themeTint="A6"/>
+          <w:sz w:val="36"/>
+          <w:szCs w:val="36"/>
+          <w:lang w:val="en-US"/>
+        </w:rPr>
+        <w:t>sts</w:t>
       </w:r>
     </w:p>
     <w:p>
       <w:pPr>
+        <w:pStyle w:val="SemEspaamento"/>
         <w:jc w:val="both"/>
         <w:rPr>
           <w:sz w:val="22"/>
           <w:szCs w:val="22"/>
-        </w:rPr>
-      </w:pPr>
-      <w:r>
-        <w:rPr>
-          <w:sz w:val="22"/>
-          <w:szCs w:val="22"/>
-        </w:rPr>
-        <w:t>Sou naturalmente transdisciplinar. Meus interesses incluem: literatura, História,</w:t>
-      </w:r>
-      <w:r>
-        <w:rPr>
-          <w:sz w:val="22"/>
-          <w:szCs w:val="22"/>
-        </w:rPr>
-        <w:t xml:space="preserve"> Filosofia,</w:t>
-      </w:r>
-      <w:r>
-        <w:rPr>
-          <w:sz w:val="22"/>
-          <w:szCs w:val="22"/>
-        </w:rPr>
-        <w:t xml:space="preserve"> Cultura clássica e popular, línguas, xadrez, natação,</w:t>
-      </w:r>
-      <w:r>
-        <w:rPr>
-          <w:sz w:val="22"/>
-          <w:szCs w:val="22"/>
-        </w:rPr>
-        <w:t xml:space="preserve"> etc.</w:t>
-      </w:r>
-      <w:r>
-        <w:rPr>
-          <w:sz w:val="22"/>
-          <w:szCs w:val="22"/>
+          <w:lang w:val="en-US"/>
+        </w:rPr>
+      </w:pPr>
+      <w:r>
+        <w:rPr>
+          <w:sz w:val="22"/>
+          <w:szCs w:val="22"/>
+          <w:lang w:val="en-US"/>
+        </w:rPr>
+        <w:t xml:space="preserve">I’m naturally </w:t>
+      </w:r>
+      <w:proofErr w:type="spellStart"/>
+      <w:r>
+        <w:rPr>
+          <w:sz w:val="22"/>
+          <w:szCs w:val="22"/>
+          <w:lang w:val="en-US"/>
+        </w:rPr>
+        <w:t>transdisciplinar</w:t>
+      </w:r>
+      <w:proofErr w:type="spellEnd"/>
+      <w:r>
+        <w:rPr>
+          <w:sz w:val="22"/>
+          <w:szCs w:val="22"/>
+          <w:lang w:val="en-US"/>
+        </w:rPr>
+        <w:t xml:space="preserve">. </w:t>
+      </w:r>
+      <w:r>
+        <w:rPr>
+          <w:sz w:val="22"/>
+          <w:szCs w:val="22"/>
+          <w:lang w:val="en-US"/>
+        </w:rPr>
+        <w:t>My interests include: Mathematics, Literature,</w:t>
+      </w:r>
+      <w:r>
+        <w:rPr>
+          <w:sz w:val="22"/>
+          <w:szCs w:val="22"/>
+          <w:lang w:val="en-US"/>
+        </w:rPr>
+        <w:t xml:space="preserve"> Culture</w:t>
+      </w:r>
+      <w:r>
+        <w:rPr>
+          <w:sz w:val="22"/>
+          <w:szCs w:val="22"/>
+          <w:lang w:val="en-US"/>
+        </w:rPr>
+        <w:t xml:space="preserve">, languages, </w:t>
+      </w:r>
+      <w:r>
+        <w:rPr>
+          <w:sz w:val="22"/>
+          <w:szCs w:val="22"/>
+          <w:lang w:val="en-US"/>
+        </w:rPr>
+        <w:t>chess, swimming, etc.</w:t>
+      </w:r>
+      <w:r>
+        <w:rPr>
+          <w:sz w:val="22"/>
+          <w:szCs w:val="22"/>
+          <w:lang w:val="en-US"/>
         </w:rPr>
         <w:t xml:space="preserve"> </w:t>
       </w:r>
     </w:p>
     <w:sectPr>
       <w:pgSz w:w="11906" w:h="16838"/>
-      <w:pgMar w:top="709" w:right="1133" w:bottom="426" w:left="993" w:header="708" w:footer="708" w:gutter="0"/>
+      <w:pgMar w:top="709" w:right="1133" w:bottom="426" w:left="709" w:header="708" w:footer="708" w:gutter="0"/>
       <w:cols w:space="708"/>
       <w:docGrid w:linePitch="360"/>
     </w:sectPr>
@@ -1774,6 +1858,119 @@
     </w:lvl>
   </w:abstractNum>
   <w:abstractNum w:abstractNumId="1" w15:restartNumberingAfterBreak="0">
+    <w:nsid w:val="11F8112C"/>
+    <w:multiLevelType w:val="hybridMultilevel"/>
+    <w:tmpl w:val="05D2A2E8"/>
+    <w:lvl w:ilvl="0" w:tplc="04160001">
+      <w:start w:val="1"/>
+      <w:numFmt w:val="bullet"/>
+      <w:lvlText w:val=""/>
+      <w:lvlJc w:val="left"/>
+      <w:pPr>
+        <w:ind w:left="720" w:hanging="360"/>
+      </w:pPr>
+      <w:rPr>
+        <w:rFonts w:ascii="Symbol" w:hAnsi="Symbol" w:hint="default"/>
+      </w:rPr>
+    </w:lvl>
+    <w:lvl w:ilvl="1" w:tplc="04160003" w:tentative="1">
+      <w:start w:val="1"/>
+      <w:numFmt w:val="bullet"/>
+      <w:lvlText w:val="o"/>
+      <w:lvlJc w:val="left"/>
+      <w:pPr>
+        <w:ind w:left="1440" w:hanging="360"/>
+      </w:pPr>
+      <w:rPr>
+        <w:rFonts w:ascii="Courier New" w:hAnsi="Courier New" w:cs="Courier New" w:hint="default"/>
+      </w:rPr>
+    </w:lvl>
+    <w:lvl w:ilvl="2" w:tplc="04160005" w:tentative="1">
+      <w:start w:val="1"/>
+      <w:numFmt w:val="bullet"/>
+      <w:lvlText w:val=""/>
+      <w:lvlJc w:val="left"/>
+      <w:pPr>
+        <w:ind w:left="2160" w:hanging="360"/>
+      </w:pPr>
+      <w:rPr>
+        <w:rFonts w:ascii="Wingdings" w:hAnsi="Wingdings" w:hint="default"/>
+      </w:rPr>
+    </w:lvl>
+    <w:lvl w:ilvl="3" w:tplc="04160001" w:tentative="1">
+      <w:start w:val="1"/>
+      <w:numFmt w:val="bullet"/>
+      <w:lvlText w:val=""/>
+      <w:lvlJc w:val="left"/>
+      <w:pPr>
+        <w:ind w:left="2880" w:hanging="360"/>
+      </w:pPr>
+      <w:rPr>
+        <w:rFonts w:ascii="Symbol" w:hAnsi="Symbol" w:hint="default"/>
+      </w:rPr>
+    </w:lvl>
+    <w:lvl w:ilvl="4" w:tplc="04160003" w:tentative="1">
+      <w:start w:val="1"/>
+      <w:numFmt w:val="bullet"/>
+      <w:lvlText w:val="o"/>
+      <w:lvlJc w:val="left"/>
+      <w:pPr>
+        <w:ind w:left="3600" w:hanging="360"/>
+      </w:pPr>
+      <w:rPr>
+        <w:rFonts w:ascii="Courier New" w:hAnsi="Courier New" w:cs="Courier New" w:hint="default"/>
+      </w:rPr>
+    </w:lvl>
+    <w:lvl w:ilvl="5" w:tplc="04160005" w:tentative="1">
+      <w:start w:val="1"/>
+      <w:numFmt w:val="bullet"/>
+      <w:lvlText w:val=""/>
+      <w:lvlJc w:val="left"/>
+      <w:pPr>
+        <w:ind w:left="4320" w:hanging="360"/>
+      </w:pPr>
+      <w:rPr>
+        <w:rFonts w:ascii="Wingdings" w:hAnsi="Wingdings" w:hint="default"/>
+      </w:rPr>
+    </w:lvl>
+    <w:lvl w:ilvl="6" w:tplc="04160001" w:tentative="1">
+      <w:start w:val="1"/>
+      <w:numFmt w:val="bullet"/>
+      <w:lvlText w:val=""/>
+      <w:lvlJc w:val="left"/>
+      <w:pPr>
+        <w:ind w:left="5040" w:hanging="360"/>
+      </w:pPr>
+      <w:rPr>
+        <w:rFonts w:ascii="Symbol" w:hAnsi="Symbol" w:hint="default"/>
+      </w:rPr>
+    </w:lvl>
+    <w:lvl w:ilvl="7" w:tplc="04160003" w:tentative="1">
+      <w:start w:val="1"/>
+      <w:numFmt w:val="bullet"/>
+      <w:lvlText w:val="o"/>
+      <w:lvlJc w:val="left"/>
+      <w:pPr>
+        <w:ind w:left="5760" w:hanging="360"/>
+      </w:pPr>
+      <w:rPr>
+        <w:rFonts w:ascii="Courier New" w:hAnsi="Courier New" w:cs="Courier New" w:hint="default"/>
+      </w:rPr>
+    </w:lvl>
+    <w:lvl w:ilvl="8" w:tplc="04160005" w:tentative="1">
+      <w:start w:val="1"/>
+      <w:numFmt w:val="bullet"/>
+      <w:lvlText w:val=""/>
+      <w:lvlJc w:val="left"/>
+      <w:pPr>
+        <w:ind w:left="6480" w:hanging="360"/>
+      </w:pPr>
+      <w:rPr>
+        <w:rFonts w:ascii="Wingdings" w:hAnsi="Wingdings" w:hint="default"/>
+      </w:rPr>
+    </w:lvl>
+  </w:abstractNum>
+  <w:abstractNum w:abstractNumId="2" w15:restartNumberingAfterBreak="0">
     <w:nsid w:val="14250508"/>
     <w:multiLevelType w:val="hybridMultilevel"/>
     <w:tmpl w:val="78EC6ED2"/>
@@ -1886,7 +2083,7 @@
       </w:rPr>
     </w:lvl>
   </w:abstractNum>
-  <w:abstractNum w:abstractNumId="2" w15:restartNumberingAfterBreak="0">
+  <w:abstractNum w:abstractNumId="3" w15:restartNumberingAfterBreak="0">
     <w:nsid w:val="1952230A"/>
     <w:multiLevelType w:val="hybridMultilevel"/>
     <w:tmpl w:val="BD9698EA"/>
@@ -1999,7 +2196,685 @@
       </w:rPr>
     </w:lvl>
   </w:abstractNum>
-  <w:abstractNum w:abstractNumId="3" w15:restartNumberingAfterBreak="0">
+  <w:abstractNum w:abstractNumId="4" w15:restartNumberingAfterBreak="0">
+    <w:nsid w:val="1CE665DF"/>
+    <w:multiLevelType w:val="hybridMultilevel"/>
+    <w:tmpl w:val="C46CFB3E"/>
+    <w:lvl w:ilvl="0" w:tplc="04160001">
+      <w:start w:val="1"/>
+      <w:numFmt w:val="bullet"/>
+      <w:lvlText w:val=""/>
+      <w:lvlJc w:val="left"/>
+      <w:pPr>
+        <w:ind w:left="620" w:hanging="360"/>
+      </w:pPr>
+      <w:rPr>
+        <w:rFonts w:ascii="Symbol" w:hAnsi="Symbol" w:hint="default"/>
+      </w:rPr>
+    </w:lvl>
+    <w:lvl w:ilvl="1" w:tplc="04160003" w:tentative="1">
+      <w:start w:val="1"/>
+      <w:numFmt w:val="bullet"/>
+      <w:lvlText w:val="o"/>
+      <w:lvlJc w:val="left"/>
+      <w:pPr>
+        <w:ind w:left="1340" w:hanging="360"/>
+      </w:pPr>
+      <w:rPr>
+        <w:rFonts w:ascii="Courier New" w:hAnsi="Courier New" w:cs="Courier New" w:hint="default"/>
+      </w:rPr>
+    </w:lvl>
+    <w:lvl w:ilvl="2" w:tplc="04160005" w:tentative="1">
+      <w:start w:val="1"/>
+      <w:numFmt w:val="bullet"/>
+      <w:lvlText w:val=""/>
+      <w:lvlJc w:val="left"/>
+      <w:pPr>
+        <w:ind w:left="2060" w:hanging="360"/>
+      </w:pPr>
+      <w:rPr>
+        <w:rFonts w:ascii="Wingdings" w:hAnsi="Wingdings" w:hint="default"/>
+      </w:rPr>
+    </w:lvl>
+    <w:lvl w:ilvl="3" w:tplc="04160001" w:tentative="1">
+      <w:start w:val="1"/>
+      <w:numFmt w:val="bullet"/>
+      <w:lvlText w:val=""/>
+      <w:lvlJc w:val="left"/>
+      <w:pPr>
+        <w:ind w:left="2780" w:hanging="360"/>
+      </w:pPr>
+      <w:rPr>
+        <w:rFonts w:ascii="Symbol" w:hAnsi="Symbol" w:hint="default"/>
+      </w:rPr>
+    </w:lvl>
+    <w:lvl w:ilvl="4" w:tplc="04160003" w:tentative="1">
+      <w:start w:val="1"/>
+      <w:numFmt w:val="bullet"/>
+      <w:lvlText w:val="o"/>
+      <w:lvlJc w:val="left"/>
+      <w:pPr>
+        <w:ind w:left="3500" w:hanging="360"/>
+      </w:pPr>
+      <w:rPr>
+        <w:rFonts w:ascii="Courier New" w:hAnsi="Courier New" w:cs="Courier New" w:hint="default"/>
+      </w:rPr>
+    </w:lvl>
+    <w:lvl w:ilvl="5" w:tplc="04160005" w:tentative="1">
+      <w:start w:val="1"/>
+      <w:numFmt w:val="bullet"/>
+      <w:lvlText w:val=""/>
+      <w:lvlJc w:val="left"/>
+      <w:pPr>
+        <w:ind w:left="4220" w:hanging="360"/>
+      </w:pPr>
+      <w:rPr>
+        <w:rFonts w:ascii="Wingdings" w:hAnsi="Wingdings" w:hint="default"/>
+      </w:rPr>
+    </w:lvl>
+    <w:lvl w:ilvl="6" w:tplc="04160001" w:tentative="1">
+      <w:start w:val="1"/>
+      <w:numFmt w:val="bullet"/>
+      <w:lvlText w:val=""/>
+      <w:lvlJc w:val="left"/>
+      <w:pPr>
+        <w:ind w:left="4940" w:hanging="360"/>
+      </w:pPr>
+      <w:rPr>
+        <w:rFonts w:ascii="Symbol" w:hAnsi="Symbol" w:hint="default"/>
+      </w:rPr>
+    </w:lvl>
+    <w:lvl w:ilvl="7" w:tplc="04160003" w:tentative="1">
+      <w:start w:val="1"/>
+      <w:numFmt w:val="bullet"/>
+      <w:lvlText w:val="o"/>
+      <w:lvlJc w:val="left"/>
+      <w:pPr>
+        <w:ind w:left="5660" w:hanging="360"/>
+      </w:pPr>
+      <w:rPr>
+        <w:rFonts w:ascii="Courier New" w:hAnsi="Courier New" w:cs="Courier New" w:hint="default"/>
+      </w:rPr>
+    </w:lvl>
+    <w:lvl w:ilvl="8" w:tplc="04160005" w:tentative="1">
+      <w:start w:val="1"/>
+      <w:numFmt w:val="bullet"/>
+      <w:lvlText w:val=""/>
+      <w:lvlJc w:val="left"/>
+      <w:pPr>
+        <w:ind w:left="6380" w:hanging="360"/>
+      </w:pPr>
+      <w:rPr>
+        <w:rFonts w:ascii="Wingdings" w:hAnsi="Wingdings" w:hint="default"/>
+      </w:rPr>
+    </w:lvl>
+  </w:abstractNum>
+  <w:abstractNum w:abstractNumId="5" w15:restartNumberingAfterBreak="0">
+    <w:nsid w:val="217B1109"/>
+    <w:multiLevelType w:val="hybridMultilevel"/>
+    <w:tmpl w:val="DD6E754C"/>
+    <w:lvl w:ilvl="0" w:tplc="04160001">
+      <w:start w:val="1"/>
+      <w:numFmt w:val="bullet"/>
+      <w:lvlText w:val=""/>
+      <w:lvlJc w:val="left"/>
+      <w:pPr>
+        <w:ind w:left="620" w:hanging="360"/>
+      </w:pPr>
+      <w:rPr>
+        <w:rFonts w:ascii="Symbol" w:hAnsi="Symbol" w:hint="default"/>
+      </w:rPr>
+    </w:lvl>
+    <w:lvl w:ilvl="1" w:tplc="04160003" w:tentative="1">
+      <w:start w:val="1"/>
+      <w:numFmt w:val="bullet"/>
+      <w:lvlText w:val="o"/>
+      <w:lvlJc w:val="left"/>
+      <w:pPr>
+        <w:ind w:left="1340" w:hanging="360"/>
+      </w:pPr>
+      <w:rPr>
+        <w:rFonts w:ascii="Courier New" w:hAnsi="Courier New" w:cs="Courier New" w:hint="default"/>
+      </w:rPr>
+    </w:lvl>
+    <w:lvl w:ilvl="2" w:tplc="04160005" w:tentative="1">
+      <w:start w:val="1"/>
+      <w:numFmt w:val="bullet"/>
+      <w:lvlText w:val=""/>
+      <w:lvlJc w:val="left"/>
+      <w:pPr>
+        <w:ind w:left="2060" w:hanging="360"/>
+      </w:pPr>
+      <w:rPr>
+        <w:rFonts w:ascii="Wingdings" w:hAnsi="Wingdings" w:hint="default"/>
+      </w:rPr>
+    </w:lvl>
+    <w:lvl w:ilvl="3" w:tplc="04160001" w:tentative="1">
+      <w:start w:val="1"/>
+      <w:numFmt w:val="bullet"/>
+      <w:lvlText w:val=""/>
+      <w:lvlJc w:val="left"/>
+      <w:pPr>
+        <w:ind w:left="2780" w:hanging="360"/>
+      </w:pPr>
+      <w:rPr>
+        <w:rFonts w:ascii="Symbol" w:hAnsi="Symbol" w:hint="default"/>
+      </w:rPr>
+    </w:lvl>
+    <w:lvl w:ilvl="4" w:tplc="04160003" w:tentative="1">
+      <w:start w:val="1"/>
+      <w:numFmt w:val="bullet"/>
+      <w:lvlText w:val="o"/>
+      <w:lvlJc w:val="left"/>
+      <w:pPr>
+        <w:ind w:left="3500" w:hanging="360"/>
+      </w:pPr>
+      <w:rPr>
+        <w:rFonts w:ascii="Courier New" w:hAnsi="Courier New" w:cs="Courier New" w:hint="default"/>
+      </w:rPr>
+    </w:lvl>
+    <w:lvl w:ilvl="5" w:tplc="04160005" w:tentative="1">
+      <w:start w:val="1"/>
+      <w:numFmt w:val="bullet"/>
+      <w:lvlText w:val=""/>
+      <w:lvlJc w:val="left"/>
+      <w:pPr>
+        <w:ind w:left="4220" w:hanging="360"/>
+      </w:pPr>
+      <w:rPr>
+        <w:rFonts w:ascii="Wingdings" w:hAnsi="Wingdings" w:hint="default"/>
+      </w:rPr>
+    </w:lvl>
+    <w:lvl w:ilvl="6" w:tplc="04160001" w:tentative="1">
+      <w:start w:val="1"/>
+      <w:numFmt w:val="bullet"/>
+      <w:lvlText w:val=""/>
+      <w:lvlJc w:val="left"/>
+      <w:pPr>
+        <w:ind w:left="4940" w:hanging="360"/>
+      </w:pPr>
+      <w:rPr>
+        <w:rFonts w:ascii="Symbol" w:hAnsi="Symbol" w:hint="default"/>
+      </w:rPr>
+    </w:lvl>
+    <w:lvl w:ilvl="7" w:tplc="04160003" w:tentative="1">
+      <w:start w:val="1"/>
+      <w:numFmt w:val="bullet"/>
+      <w:lvlText w:val="o"/>
+      <w:lvlJc w:val="left"/>
+      <w:pPr>
+        <w:ind w:left="5660" w:hanging="360"/>
+      </w:pPr>
+      <w:rPr>
+        <w:rFonts w:ascii="Courier New" w:hAnsi="Courier New" w:cs="Courier New" w:hint="default"/>
+      </w:rPr>
+    </w:lvl>
+    <w:lvl w:ilvl="8" w:tplc="04160005" w:tentative="1">
+      <w:start w:val="1"/>
+      <w:numFmt w:val="bullet"/>
+      <w:lvlText w:val=""/>
+      <w:lvlJc w:val="left"/>
+      <w:pPr>
+        <w:ind w:left="6380" w:hanging="360"/>
+      </w:pPr>
+      <w:rPr>
+        <w:rFonts w:ascii="Wingdings" w:hAnsi="Wingdings" w:hint="default"/>
+      </w:rPr>
+    </w:lvl>
+  </w:abstractNum>
+  <w:abstractNum w:abstractNumId="6" w15:restartNumberingAfterBreak="0">
+    <w:nsid w:val="222115C2"/>
+    <w:multiLevelType w:val="hybridMultilevel"/>
+    <w:tmpl w:val="F12253B2"/>
+    <w:lvl w:ilvl="0" w:tplc="04160001">
+      <w:start w:val="1"/>
+      <w:numFmt w:val="bullet"/>
+      <w:lvlText w:val=""/>
+      <w:lvlJc w:val="left"/>
+      <w:pPr>
+        <w:ind w:left="720" w:hanging="360"/>
+      </w:pPr>
+      <w:rPr>
+        <w:rFonts w:ascii="Symbol" w:hAnsi="Symbol" w:hint="default"/>
+      </w:rPr>
+    </w:lvl>
+    <w:lvl w:ilvl="1" w:tplc="04160003" w:tentative="1">
+      <w:start w:val="1"/>
+      <w:numFmt w:val="bullet"/>
+      <w:lvlText w:val="o"/>
+      <w:lvlJc w:val="left"/>
+      <w:pPr>
+        <w:ind w:left="1440" w:hanging="360"/>
+      </w:pPr>
+      <w:rPr>
+        <w:rFonts w:ascii="Courier New" w:hAnsi="Courier New" w:cs="Courier New" w:hint="default"/>
+      </w:rPr>
+    </w:lvl>
+    <w:lvl w:ilvl="2" w:tplc="04160005" w:tentative="1">
+      <w:start w:val="1"/>
+      <w:numFmt w:val="bullet"/>
+      <w:lvlText w:val=""/>
+      <w:lvlJc w:val="left"/>
+      <w:pPr>
+        <w:ind w:left="2160" w:hanging="360"/>
+      </w:pPr>
+      <w:rPr>
+        <w:rFonts w:ascii="Wingdings" w:hAnsi="Wingdings" w:hint="default"/>
+      </w:rPr>
+    </w:lvl>
+    <w:lvl w:ilvl="3" w:tplc="04160001" w:tentative="1">
+      <w:start w:val="1"/>
+      <w:numFmt w:val="bullet"/>
+      <w:lvlText w:val=""/>
+      <w:lvlJc w:val="left"/>
+      <w:pPr>
+        <w:ind w:left="2880" w:hanging="360"/>
+      </w:pPr>
+      <w:rPr>
+        <w:rFonts w:ascii="Symbol" w:hAnsi="Symbol" w:hint="default"/>
+      </w:rPr>
+    </w:lvl>
+    <w:lvl w:ilvl="4" w:tplc="04160003" w:tentative="1">
+      <w:start w:val="1"/>
+      <w:numFmt w:val="bullet"/>
+      <w:lvlText w:val="o"/>
+      <w:lvlJc w:val="left"/>
+      <w:pPr>
+        <w:ind w:left="3600" w:hanging="360"/>
+      </w:pPr>
+      <w:rPr>
+        <w:rFonts w:ascii="Courier New" w:hAnsi="Courier New" w:cs="Courier New" w:hint="default"/>
+      </w:rPr>
+    </w:lvl>
+    <w:lvl w:ilvl="5" w:tplc="04160005" w:tentative="1">
+      <w:start w:val="1"/>
+      <w:numFmt w:val="bullet"/>
+      <w:lvlText w:val=""/>
+      <w:lvlJc w:val="left"/>
+      <w:pPr>
+        <w:ind w:left="4320" w:hanging="360"/>
+      </w:pPr>
+      <w:rPr>
+        <w:rFonts w:ascii="Wingdings" w:hAnsi="Wingdings" w:hint="default"/>
+      </w:rPr>
+    </w:lvl>
+    <w:lvl w:ilvl="6" w:tplc="04160001" w:tentative="1">
+      <w:start w:val="1"/>
+      <w:numFmt w:val="bullet"/>
+      <w:lvlText w:val=""/>
+      <w:lvlJc w:val="left"/>
+      <w:pPr>
+        <w:ind w:left="5040" w:hanging="360"/>
+      </w:pPr>
+      <w:rPr>
+        <w:rFonts w:ascii="Symbol" w:hAnsi="Symbol" w:hint="default"/>
+      </w:rPr>
+    </w:lvl>
+    <w:lvl w:ilvl="7" w:tplc="04160003" w:tentative="1">
+      <w:start w:val="1"/>
+      <w:numFmt w:val="bullet"/>
+      <w:lvlText w:val="o"/>
+      <w:lvlJc w:val="left"/>
+      <w:pPr>
+        <w:ind w:left="5760" w:hanging="360"/>
+      </w:pPr>
+      <w:rPr>
+        <w:rFonts w:ascii="Courier New" w:hAnsi="Courier New" w:cs="Courier New" w:hint="default"/>
+      </w:rPr>
+    </w:lvl>
+    <w:lvl w:ilvl="8" w:tplc="04160005" w:tentative="1">
+      <w:start w:val="1"/>
+      <w:numFmt w:val="bullet"/>
+      <w:lvlText w:val=""/>
+      <w:lvlJc w:val="left"/>
+      <w:pPr>
+        <w:ind w:left="6480" w:hanging="360"/>
+      </w:pPr>
+      <w:rPr>
+        <w:rFonts w:ascii="Wingdings" w:hAnsi="Wingdings" w:hint="default"/>
+      </w:rPr>
+    </w:lvl>
+  </w:abstractNum>
+  <w:abstractNum w:abstractNumId="7" w15:restartNumberingAfterBreak="0">
+    <w:nsid w:val="25283472"/>
+    <w:multiLevelType w:val="hybridMultilevel"/>
+    <w:tmpl w:val="89308906"/>
+    <w:lvl w:ilvl="0" w:tplc="04160001">
+      <w:start w:val="1"/>
+      <w:numFmt w:val="bullet"/>
+      <w:lvlText w:val=""/>
+      <w:lvlJc w:val="left"/>
+      <w:pPr>
+        <w:ind w:left="720" w:hanging="360"/>
+      </w:pPr>
+      <w:rPr>
+        <w:rFonts w:ascii="Symbol" w:hAnsi="Symbol" w:hint="default"/>
+      </w:rPr>
+    </w:lvl>
+    <w:lvl w:ilvl="1" w:tplc="04160003" w:tentative="1">
+      <w:start w:val="1"/>
+      <w:numFmt w:val="bullet"/>
+      <w:lvlText w:val="o"/>
+      <w:lvlJc w:val="left"/>
+      <w:pPr>
+        <w:ind w:left="1440" w:hanging="360"/>
+      </w:pPr>
+      <w:rPr>
+        <w:rFonts w:ascii="Courier New" w:hAnsi="Courier New" w:cs="Courier New" w:hint="default"/>
+      </w:rPr>
+    </w:lvl>
+    <w:lvl w:ilvl="2" w:tplc="04160005" w:tentative="1">
+      <w:start w:val="1"/>
+      <w:numFmt w:val="bullet"/>
+      <w:lvlText w:val=""/>
+      <w:lvlJc w:val="left"/>
+      <w:pPr>
+        <w:ind w:left="2160" w:hanging="360"/>
+      </w:pPr>
+      <w:rPr>
+        <w:rFonts w:ascii="Wingdings" w:hAnsi="Wingdings" w:hint="default"/>
+      </w:rPr>
+    </w:lvl>
+    <w:lvl w:ilvl="3" w:tplc="04160001" w:tentative="1">
+      <w:start w:val="1"/>
+      <w:numFmt w:val="bullet"/>
+      <w:lvlText w:val=""/>
+      <w:lvlJc w:val="left"/>
+      <w:pPr>
+        <w:ind w:left="2880" w:hanging="360"/>
+      </w:pPr>
+      <w:rPr>
+        <w:rFonts w:ascii="Symbol" w:hAnsi="Symbol" w:hint="default"/>
+      </w:rPr>
+    </w:lvl>
+    <w:lvl w:ilvl="4" w:tplc="04160003" w:tentative="1">
+      <w:start w:val="1"/>
+      <w:numFmt w:val="bullet"/>
+      <w:lvlText w:val="o"/>
+      <w:lvlJc w:val="left"/>
+      <w:pPr>
+        <w:ind w:left="3600" w:hanging="360"/>
+      </w:pPr>
+      <w:rPr>
+        <w:rFonts w:ascii="Courier New" w:hAnsi="Courier New" w:cs="Courier New" w:hint="default"/>
+      </w:rPr>
+    </w:lvl>
+    <w:lvl w:ilvl="5" w:tplc="04160005" w:tentative="1">
+      <w:start w:val="1"/>
+      <w:numFmt w:val="bullet"/>
+      <w:lvlText w:val=""/>
+      <w:lvlJc w:val="left"/>
+      <w:pPr>
+        <w:ind w:left="4320" w:hanging="360"/>
+      </w:pPr>
+      <w:rPr>
+        <w:rFonts w:ascii="Wingdings" w:hAnsi="Wingdings" w:hint="default"/>
+      </w:rPr>
+    </w:lvl>
+    <w:lvl w:ilvl="6" w:tplc="04160001" w:tentative="1">
+      <w:start w:val="1"/>
+      <w:numFmt w:val="bullet"/>
+      <w:lvlText w:val=""/>
+      <w:lvlJc w:val="left"/>
+      <w:pPr>
+        <w:ind w:left="5040" w:hanging="360"/>
+      </w:pPr>
+      <w:rPr>
+        <w:rFonts w:ascii="Symbol" w:hAnsi="Symbol" w:hint="default"/>
+      </w:rPr>
+    </w:lvl>
+    <w:lvl w:ilvl="7" w:tplc="04160003" w:tentative="1">
+      <w:start w:val="1"/>
+      <w:numFmt w:val="bullet"/>
+      <w:lvlText w:val="o"/>
+      <w:lvlJc w:val="left"/>
+      <w:pPr>
+        <w:ind w:left="5760" w:hanging="360"/>
+      </w:pPr>
+      <w:rPr>
+        <w:rFonts w:ascii="Courier New" w:hAnsi="Courier New" w:cs="Courier New" w:hint="default"/>
+      </w:rPr>
+    </w:lvl>
+    <w:lvl w:ilvl="8" w:tplc="04160005" w:tentative="1">
+      <w:start w:val="1"/>
+      <w:numFmt w:val="bullet"/>
+      <w:lvlText w:val=""/>
+      <w:lvlJc w:val="left"/>
+      <w:pPr>
+        <w:ind w:left="6480" w:hanging="360"/>
+      </w:pPr>
+      <w:rPr>
+        <w:rFonts w:ascii="Wingdings" w:hAnsi="Wingdings" w:hint="default"/>
+      </w:rPr>
+    </w:lvl>
+  </w:abstractNum>
+  <w:abstractNum w:abstractNumId="8" w15:restartNumberingAfterBreak="0">
+    <w:nsid w:val="3912358E"/>
+    <w:multiLevelType w:val="hybridMultilevel"/>
+    <w:tmpl w:val="4574F5CC"/>
+    <w:lvl w:ilvl="0" w:tplc="04160001">
+      <w:start w:val="1"/>
+      <w:numFmt w:val="bullet"/>
+      <w:lvlText w:val=""/>
+      <w:lvlJc w:val="left"/>
+      <w:pPr>
+        <w:ind w:left="720" w:hanging="360"/>
+      </w:pPr>
+      <w:rPr>
+        <w:rFonts w:ascii="Symbol" w:hAnsi="Symbol" w:hint="default"/>
+      </w:rPr>
+    </w:lvl>
+    <w:lvl w:ilvl="1" w:tplc="04160003" w:tentative="1">
+      <w:start w:val="1"/>
+      <w:numFmt w:val="bullet"/>
+      <w:lvlText w:val="o"/>
+      <w:lvlJc w:val="left"/>
+      <w:pPr>
+        <w:ind w:left="1440" w:hanging="360"/>
+      </w:pPr>
+      <w:rPr>
+        <w:rFonts w:ascii="Courier New" w:hAnsi="Courier New" w:cs="Courier New" w:hint="default"/>
+      </w:rPr>
+    </w:lvl>
+    <w:lvl w:ilvl="2" w:tplc="04160005" w:tentative="1">
+      <w:start w:val="1"/>
+      <w:numFmt w:val="bullet"/>
+      <w:lvlText w:val=""/>
+      <w:lvlJc w:val="left"/>
+      <w:pPr>
+        <w:ind w:left="2160" w:hanging="360"/>
+      </w:pPr>
+      <w:rPr>
+        <w:rFonts w:ascii="Wingdings" w:hAnsi="Wingdings" w:hint="default"/>
+      </w:rPr>
+    </w:lvl>
+    <w:lvl w:ilvl="3" w:tplc="04160001" w:tentative="1">
+      <w:start w:val="1"/>
+      <w:numFmt w:val="bullet"/>
+      <w:lvlText w:val=""/>
+      <w:lvlJc w:val="left"/>
+      <w:pPr>
+        <w:ind w:left="2880" w:hanging="360"/>
+      </w:pPr>
+      <w:rPr>
+        <w:rFonts w:ascii="Symbol" w:hAnsi="Symbol" w:hint="default"/>
+      </w:rPr>
+    </w:lvl>
+    <w:lvl w:ilvl="4" w:tplc="04160003" w:tentative="1">
+      <w:start w:val="1"/>
+      <w:numFmt w:val="bullet"/>
+      <w:lvlText w:val="o"/>
+      <w:lvlJc w:val="left"/>
+      <w:pPr>
+        <w:ind w:left="3600" w:hanging="360"/>
+      </w:pPr>
+      <w:rPr>
+        <w:rFonts w:ascii="Courier New" w:hAnsi="Courier New" w:cs="Courier New" w:hint="default"/>
+      </w:rPr>
+    </w:lvl>
+    <w:lvl w:ilvl="5" w:tplc="04160005" w:tentative="1">
+      <w:start w:val="1"/>
+      <w:numFmt w:val="bullet"/>
+      <w:lvlText w:val=""/>
+      <w:lvlJc w:val="left"/>
+      <w:pPr>
+        <w:ind w:left="4320" w:hanging="360"/>
+      </w:pPr>
+      <w:rPr>
+        <w:rFonts w:ascii="Wingdings" w:hAnsi="Wingdings" w:hint="default"/>
+      </w:rPr>
+    </w:lvl>
+    <w:lvl w:ilvl="6" w:tplc="04160001" w:tentative="1">
+      <w:start w:val="1"/>
+      <w:numFmt w:val="bullet"/>
+      <w:lvlText w:val=""/>
+      <w:lvlJc w:val="left"/>
+      <w:pPr>
+        <w:ind w:left="5040" w:hanging="360"/>
+      </w:pPr>
+      <w:rPr>
+        <w:rFonts w:ascii="Symbol" w:hAnsi="Symbol" w:hint="default"/>
+      </w:rPr>
+    </w:lvl>
+    <w:lvl w:ilvl="7" w:tplc="04160003" w:tentative="1">
+      <w:start w:val="1"/>
+      <w:numFmt w:val="bullet"/>
+      <w:lvlText w:val="o"/>
+      <w:lvlJc w:val="left"/>
+      <w:pPr>
+        <w:ind w:left="5760" w:hanging="360"/>
+      </w:pPr>
+      <w:rPr>
+        <w:rFonts w:ascii="Courier New" w:hAnsi="Courier New" w:cs="Courier New" w:hint="default"/>
+      </w:rPr>
+    </w:lvl>
+    <w:lvl w:ilvl="8" w:tplc="04160005" w:tentative="1">
+      <w:start w:val="1"/>
+      <w:numFmt w:val="bullet"/>
+      <w:lvlText w:val=""/>
+      <w:lvlJc w:val="left"/>
+      <w:pPr>
+        <w:ind w:left="6480" w:hanging="360"/>
+      </w:pPr>
+      <w:rPr>
+        <w:rFonts w:ascii="Wingdings" w:hAnsi="Wingdings" w:hint="default"/>
+      </w:rPr>
+    </w:lvl>
+  </w:abstractNum>
+  <w:abstractNum w:abstractNumId="9" w15:restartNumberingAfterBreak="0">
+    <w:nsid w:val="3FAD2321"/>
+    <w:multiLevelType w:val="hybridMultilevel"/>
+    <w:tmpl w:val="8A686008"/>
+    <w:lvl w:ilvl="0" w:tplc="04160001">
+      <w:start w:val="1"/>
+      <w:numFmt w:val="bullet"/>
+      <w:lvlText w:val=""/>
+      <w:lvlJc w:val="left"/>
+      <w:pPr>
+        <w:ind w:left="720" w:hanging="360"/>
+      </w:pPr>
+      <w:rPr>
+        <w:rFonts w:ascii="Symbol" w:hAnsi="Symbol" w:hint="default"/>
+      </w:rPr>
+    </w:lvl>
+    <w:lvl w:ilvl="1" w:tplc="04160003" w:tentative="1">
+      <w:start w:val="1"/>
+      <w:numFmt w:val="bullet"/>
+      <w:lvlText w:val="o"/>
+      <w:lvlJc w:val="left"/>
+      <w:pPr>
+        <w:ind w:left="1440" w:hanging="360"/>
+      </w:pPr>
+      <w:rPr>
+        <w:rFonts w:ascii="Courier New" w:hAnsi="Courier New" w:cs="Courier New" w:hint="default"/>
+      </w:rPr>
+    </w:lvl>
+    <w:lvl w:ilvl="2" w:tplc="04160005" w:tentative="1">
+      <w:start w:val="1"/>
+      <w:numFmt w:val="bullet"/>
+      <w:lvlText w:val=""/>
+      <w:lvlJc w:val="left"/>
+      <w:pPr>
+        <w:ind w:left="2160" w:hanging="360"/>
+      </w:pPr>
+      <w:rPr>
+        <w:rFonts w:ascii="Wingdings" w:hAnsi="Wingdings" w:hint="default"/>
+      </w:rPr>
+    </w:lvl>
+    <w:lvl w:ilvl="3" w:tplc="04160001" w:tentative="1">
+      <w:start w:val="1"/>
+      <w:numFmt w:val="bullet"/>
+      <w:lvlText w:val=""/>
+      <w:lvlJc w:val="left"/>
+      <w:pPr>
+        <w:ind w:left="2880" w:hanging="360"/>
+      </w:pPr>
+      <w:rPr>
+        <w:rFonts w:ascii="Symbol" w:hAnsi="Symbol" w:hint="default"/>
+      </w:rPr>
+    </w:lvl>
+    <w:lvl w:ilvl="4" w:tplc="04160003" w:tentative="1">
+      <w:start w:val="1"/>
+      <w:numFmt w:val="bullet"/>
+      <w:lvlText w:val="o"/>
+      <w:lvlJc w:val="left"/>
+      <w:pPr>
+        <w:ind w:left="3600" w:hanging="360"/>
+      </w:pPr>
+      <w:rPr>
+        <w:rFonts w:ascii="Courier New" w:hAnsi="Courier New" w:cs="Courier New" w:hint="default"/>
+      </w:rPr>
+    </w:lvl>
+    <w:lvl w:ilvl="5" w:tplc="04160005" w:tentative="1">
+      <w:start w:val="1"/>
+      <w:numFmt w:val="bullet"/>
+      <w:lvlText w:val=""/>
+      <w:lvlJc w:val="left"/>
+      <w:pPr>
+        <w:ind w:left="4320" w:hanging="360"/>
+      </w:pPr>
+      <w:rPr>
+        <w:rFonts w:ascii="Wingdings" w:hAnsi="Wingdings" w:hint="default"/>
+      </w:rPr>
+    </w:lvl>
+    <w:lvl w:ilvl="6" w:tplc="04160001" w:tentative="1">
+      <w:start w:val="1"/>
+      <w:numFmt w:val="bullet"/>
+      <w:lvlText w:val=""/>
+      <w:lvlJc w:val="left"/>
+      <w:pPr>
+        <w:ind w:left="5040" w:hanging="360"/>
+      </w:pPr>
+      <w:rPr>
+        <w:rFonts w:ascii="Symbol" w:hAnsi="Symbol" w:hint="default"/>
+      </w:rPr>
+    </w:lvl>
+    <w:lvl w:ilvl="7" w:tplc="04160003" w:tentative="1">
+      <w:start w:val="1"/>
+      <w:numFmt w:val="bullet"/>
+      <w:lvlText w:val="o"/>
+      <w:lvlJc w:val="left"/>
+      <w:pPr>
+        <w:ind w:left="5760" w:hanging="360"/>
+      </w:pPr>
+      <w:rPr>
+        <w:rFonts w:ascii="Courier New" w:hAnsi="Courier New" w:cs="Courier New" w:hint="default"/>
+      </w:rPr>
+    </w:lvl>
+    <w:lvl w:ilvl="8" w:tplc="04160005" w:tentative="1">
+      <w:start w:val="1"/>
+      <w:numFmt w:val="bullet"/>
+      <w:lvlText w:val=""/>
+      <w:lvlJc w:val="left"/>
+      <w:pPr>
+        <w:ind w:left="6480" w:hanging="360"/>
+      </w:pPr>
+      <w:rPr>
+        <w:rFonts w:ascii="Wingdings" w:hAnsi="Wingdings" w:hint="default"/>
+      </w:rPr>
+    </w:lvl>
+  </w:abstractNum>
+  <w:abstractNum w:abstractNumId="10" w15:restartNumberingAfterBreak="0">
     <w:nsid w:val="45312FF2"/>
     <w:multiLevelType w:val="hybridMultilevel"/>
     <w:tmpl w:val="4D6201A6"/>
@@ -2112,7 +2987,120 @@
       </w:rPr>
     </w:lvl>
   </w:abstractNum>
-  <w:abstractNum w:abstractNumId="4" w15:restartNumberingAfterBreak="0">
+  <w:abstractNum w:abstractNumId="11" w15:restartNumberingAfterBreak="0">
+    <w:nsid w:val="45767326"/>
+    <w:multiLevelType w:val="hybridMultilevel"/>
+    <w:tmpl w:val="07768FD4"/>
+    <w:lvl w:ilvl="0" w:tplc="04160001">
+      <w:start w:val="1"/>
+      <w:numFmt w:val="bullet"/>
+      <w:lvlText w:val=""/>
+      <w:lvlJc w:val="left"/>
+      <w:pPr>
+        <w:ind w:left="620" w:hanging="360"/>
+      </w:pPr>
+      <w:rPr>
+        <w:rFonts w:ascii="Symbol" w:hAnsi="Symbol" w:hint="default"/>
+      </w:rPr>
+    </w:lvl>
+    <w:lvl w:ilvl="1" w:tplc="04160003" w:tentative="1">
+      <w:start w:val="1"/>
+      <w:numFmt w:val="bullet"/>
+      <w:lvlText w:val="o"/>
+      <w:lvlJc w:val="left"/>
+      <w:pPr>
+        <w:ind w:left="1340" w:hanging="360"/>
+      </w:pPr>
+      <w:rPr>
+        <w:rFonts w:ascii="Courier New" w:hAnsi="Courier New" w:cs="Courier New" w:hint="default"/>
+      </w:rPr>
+    </w:lvl>
+    <w:lvl w:ilvl="2" w:tplc="04160005" w:tentative="1">
+      <w:start w:val="1"/>
+      <w:numFmt w:val="bullet"/>
+      <w:lvlText w:val=""/>
+      <w:lvlJc w:val="left"/>
+      <w:pPr>
+        <w:ind w:left="2060" w:hanging="360"/>
+      </w:pPr>
+      <w:rPr>
+        <w:rFonts w:ascii="Wingdings" w:hAnsi="Wingdings" w:hint="default"/>
+      </w:rPr>
+    </w:lvl>
+    <w:lvl w:ilvl="3" w:tplc="04160001" w:tentative="1">
+      <w:start w:val="1"/>
+      <w:numFmt w:val="bullet"/>
+      <w:lvlText w:val=""/>
+      <w:lvlJc w:val="left"/>
+      <w:pPr>
+        <w:ind w:left="2780" w:hanging="360"/>
+      </w:pPr>
+      <w:rPr>
+        <w:rFonts w:ascii="Symbol" w:hAnsi="Symbol" w:hint="default"/>
+      </w:rPr>
+    </w:lvl>
+    <w:lvl w:ilvl="4" w:tplc="04160003" w:tentative="1">
+      <w:start w:val="1"/>
+      <w:numFmt w:val="bullet"/>
+      <w:lvlText w:val="o"/>
+      <w:lvlJc w:val="left"/>
+      <w:pPr>
+        <w:ind w:left="3500" w:hanging="360"/>
+      </w:pPr>
+      <w:rPr>
+        <w:rFonts w:ascii="Courier New" w:hAnsi="Courier New" w:cs="Courier New" w:hint="default"/>
+      </w:rPr>
+    </w:lvl>
+    <w:lvl w:ilvl="5" w:tplc="04160005" w:tentative="1">
+      <w:start w:val="1"/>
+      <w:numFmt w:val="bullet"/>
+      <w:lvlText w:val=""/>
+      <w:lvlJc w:val="left"/>
+      <w:pPr>
+        <w:ind w:left="4220" w:hanging="360"/>
+      </w:pPr>
+      <w:rPr>
+        <w:rFonts w:ascii="Wingdings" w:hAnsi="Wingdings" w:hint="default"/>
+      </w:rPr>
+    </w:lvl>
+    <w:lvl w:ilvl="6" w:tplc="04160001" w:tentative="1">
+      <w:start w:val="1"/>
+      <w:numFmt w:val="bullet"/>
+      <w:lvlText w:val=""/>
+      <w:lvlJc w:val="left"/>
+      <w:pPr>
+        <w:ind w:left="4940" w:hanging="360"/>
+      </w:pPr>
+      <w:rPr>
+        <w:rFonts w:ascii="Symbol" w:hAnsi="Symbol" w:hint="default"/>
+      </w:rPr>
+    </w:lvl>
+    <w:lvl w:ilvl="7" w:tplc="04160003" w:tentative="1">
+      <w:start w:val="1"/>
+      <w:numFmt w:val="bullet"/>
+      <w:lvlText w:val="o"/>
+      <w:lvlJc w:val="left"/>
+      <w:pPr>
+        <w:ind w:left="5660" w:hanging="360"/>
+      </w:pPr>
+      <w:rPr>
+        <w:rFonts w:ascii="Courier New" w:hAnsi="Courier New" w:cs="Courier New" w:hint="default"/>
+      </w:rPr>
+    </w:lvl>
+    <w:lvl w:ilvl="8" w:tplc="04160005" w:tentative="1">
+      <w:start w:val="1"/>
+      <w:numFmt w:val="bullet"/>
+      <w:lvlText w:val=""/>
+      <w:lvlJc w:val="left"/>
+      <w:pPr>
+        <w:ind w:left="6380" w:hanging="360"/>
+      </w:pPr>
+      <w:rPr>
+        <w:rFonts w:ascii="Wingdings" w:hAnsi="Wingdings" w:hint="default"/>
+      </w:rPr>
+    </w:lvl>
+  </w:abstractNum>
+  <w:abstractNum w:abstractNumId="12" w15:restartNumberingAfterBreak="0">
     <w:nsid w:val="485F19BF"/>
     <w:multiLevelType w:val="hybridMultilevel"/>
     <w:tmpl w:val="BD424616"/>
@@ -2225,7 +3213,7 @@
       </w:rPr>
     </w:lvl>
   </w:abstractNum>
-  <w:abstractNum w:abstractNumId="5" w15:restartNumberingAfterBreak="0">
+  <w:abstractNum w:abstractNumId="13" w15:restartNumberingAfterBreak="0">
     <w:nsid w:val="4E3B7948"/>
     <w:multiLevelType w:val="hybridMultilevel"/>
     <w:tmpl w:val="2D58E61C"/>
@@ -2338,10 +3326,10 @@
       </w:rPr>
     </w:lvl>
   </w:abstractNum>
-  <w:abstractNum w:abstractNumId="6" w15:restartNumberingAfterBreak="0">
+  <w:abstractNum w:abstractNumId="14" w15:restartNumberingAfterBreak="0">
     <w:nsid w:val="60915397"/>
     <w:multiLevelType w:val="hybridMultilevel"/>
-    <w:tmpl w:val="351AA944"/>
+    <w:tmpl w:val="65088330"/>
     <w:lvl w:ilvl="0" w:tplc="04160001">
       <w:start w:val="1"/>
       <w:numFmt w:val="bullet"/>
@@ -2451,10 +3439,575 @@
       </w:rPr>
     </w:lvl>
   </w:abstractNum>
-  <w:abstractNum w:abstractNumId="7" w15:restartNumberingAfterBreak="0">
+  <w:abstractNum w:abstractNumId="15" w15:restartNumberingAfterBreak="0">
+    <w:nsid w:val="69D157BA"/>
+    <w:multiLevelType w:val="hybridMultilevel"/>
+    <w:tmpl w:val="36F0061A"/>
+    <w:lvl w:ilvl="0" w:tplc="04160001">
+      <w:start w:val="1"/>
+      <w:numFmt w:val="bullet"/>
+      <w:lvlText w:val=""/>
+      <w:lvlJc w:val="left"/>
+      <w:pPr>
+        <w:ind w:left="720" w:hanging="360"/>
+      </w:pPr>
+      <w:rPr>
+        <w:rFonts w:ascii="Symbol" w:hAnsi="Symbol" w:hint="default"/>
+      </w:rPr>
+    </w:lvl>
+    <w:lvl w:ilvl="1" w:tplc="04160003" w:tentative="1">
+      <w:start w:val="1"/>
+      <w:numFmt w:val="bullet"/>
+      <w:lvlText w:val="o"/>
+      <w:lvlJc w:val="left"/>
+      <w:pPr>
+        <w:ind w:left="1440" w:hanging="360"/>
+      </w:pPr>
+      <w:rPr>
+        <w:rFonts w:ascii="Courier New" w:hAnsi="Courier New" w:cs="Courier New" w:hint="default"/>
+      </w:rPr>
+    </w:lvl>
+    <w:lvl w:ilvl="2" w:tplc="04160005" w:tentative="1">
+      <w:start w:val="1"/>
+      <w:numFmt w:val="bullet"/>
+      <w:lvlText w:val=""/>
+      <w:lvlJc w:val="left"/>
+      <w:pPr>
+        <w:ind w:left="2160" w:hanging="360"/>
+      </w:pPr>
+      <w:rPr>
+        <w:rFonts w:ascii="Wingdings" w:hAnsi="Wingdings" w:hint="default"/>
+      </w:rPr>
+    </w:lvl>
+    <w:lvl w:ilvl="3" w:tplc="04160001" w:tentative="1">
+      <w:start w:val="1"/>
+      <w:numFmt w:val="bullet"/>
+      <w:lvlText w:val=""/>
+      <w:lvlJc w:val="left"/>
+      <w:pPr>
+        <w:ind w:left="2880" w:hanging="360"/>
+      </w:pPr>
+      <w:rPr>
+        <w:rFonts w:ascii="Symbol" w:hAnsi="Symbol" w:hint="default"/>
+      </w:rPr>
+    </w:lvl>
+    <w:lvl w:ilvl="4" w:tplc="04160003" w:tentative="1">
+      <w:start w:val="1"/>
+      <w:numFmt w:val="bullet"/>
+      <w:lvlText w:val="o"/>
+      <w:lvlJc w:val="left"/>
+      <w:pPr>
+        <w:ind w:left="3600" w:hanging="360"/>
+      </w:pPr>
+      <w:rPr>
+        <w:rFonts w:ascii="Courier New" w:hAnsi="Courier New" w:cs="Courier New" w:hint="default"/>
+      </w:rPr>
+    </w:lvl>
+    <w:lvl w:ilvl="5" w:tplc="04160005" w:tentative="1">
+      <w:start w:val="1"/>
+      <w:numFmt w:val="bullet"/>
+      <w:lvlText w:val=""/>
+      <w:lvlJc w:val="left"/>
+      <w:pPr>
+        <w:ind w:left="4320" w:hanging="360"/>
+      </w:pPr>
+      <w:rPr>
+        <w:rFonts w:ascii="Wingdings" w:hAnsi="Wingdings" w:hint="default"/>
+      </w:rPr>
+    </w:lvl>
+    <w:lvl w:ilvl="6" w:tplc="04160001" w:tentative="1">
+      <w:start w:val="1"/>
+      <w:numFmt w:val="bullet"/>
+      <w:lvlText w:val=""/>
+      <w:lvlJc w:val="left"/>
+      <w:pPr>
+        <w:ind w:left="5040" w:hanging="360"/>
+      </w:pPr>
+      <w:rPr>
+        <w:rFonts w:ascii="Symbol" w:hAnsi="Symbol" w:hint="default"/>
+      </w:rPr>
+    </w:lvl>
+    <w:lvl w:ilvl="7" w:tplc="04160003" w:tentative="1">
+      <w:start w:val="1"/>
+      <w:numFmt w:val="bullet"/>
+      <w:lvlText w:val="o"/>
+      <w:lvlJc w:val="left"/>
+      <w:pPr>
+        <w:ind w:left="5760" w:hanging="360"/>
+      </w:pPr>
+      <w:rPr>
+        <w:rFonts w:ascii="Courier New" w:hAnsi="Courier New" w:cs="Courier New" w:hint="default"/>
+      </w:rPr>
+    </w:lvl>
+    <w:lvl w:ilvl="8" w:tplc="04160005" w:tentative="1">
+      <w:start w:val="1"/>
+      <w:numFmt w:val="bullet"/>
+      <w:lvlText w:val=""/>
+      <w:lvlJc w:val="left"/>
+      <w:pPr>
+        <w:ind w:left="6480" w:hanging="360"/>
+      </w:pPr>
+      <w:rPr>
+        <w:rFonts w:ascii="Wingdings" w:hAnsi="Wingdings" w:hint="default"/>
+      </w:rPr>
+    </w:lvl>
+  </w:abstractNum>
+  <w:abstractNum w:abstractNumId="16" w15:restartNumberingAfterBreak="0">
+    <w:nsid w:val="72933657"/>
+    <w:multiLevelType w:val="hybridMultilevel"/>
+    <w:tmpl w:val="F0F6C74A"/>
+    <w:lvl w:ilvl="0" w:tplc="04160001">
+      <w:start w:val="1"/>
+      <w:numFmt w:val="bullet"/>
+      <w:lvlText w:val=""/>
+      <w:lvlJc w:val="left"/>
+      <w:pPr>
+        <w:ind w:left="720" w:hanging="360"/>
+      </w:pPr>
+      <w:rPr>
+        <w:rFonts w:ascii="Symbol" w:hAnsi="Symbol" w:hint="default"/>
+      </w:rPr>
+    </w:lvl>
+    <w:lvl w:ilvl="1" w:tplc="04160003" w:tentative="1">
+      <w:start w:val="1"/>
+      <w:numFmt w:val="bullet"/>
+      <w:lvlText w:val="o"/>
+      <w:lvlJc w:val="left"/>
+      <w:pPr>
+        <w:ind w:left="1440" w:hanging="360"/>
+      </w:pPr>
+      <w:rPr>
+        <w:rFonts w:ascii="Courier New" w:hAnsi="Courier New" w:cs="Courier New" w:hint="default"/>
+      </w:rPr>
+    </w:lvl>
+    <w:lvl w:ilvl="2" w:tplc="04160005" w:tentative="1">
+      <w:start w:val="1"/>
+      <w:numFmt w:val="bullet"/>
+      <w:lvlText w:val=""/>
+      <w:lvlJc w:val="left"/>
+      <w:pPr>
+        <w:ind w:left="2160" w:hanging="360"/>
+      </w:pPr>
+      <w:rPr>
+        <w:rFonts w:ascii="Wingdings" w:hAnsi="Wingdings" w:hint="default"/>
+      </w:rPr>
+    </w:lvl>
+    <w:lvl w:ilvl="3" w:tplc="04160001" w:tentative="1">
+      <w:start w:val="1"/>
+      <w:numFmt w:val="bullet"/>
+      <w:lvlText w:val=""/>
+      <w:lvlJc w:val="left"/>
+      <w:pPr>
+        <w:ind w:left="2880" w:hanging="360"/>
+      </w:pPr>
+      <w:rPr>
+        <w:rFonts w:ascii="Symbol" w:hAnsi="Symbol" w:hint="default"/>
+      </w:rPr>
+    </w:lvl>
+    <w:lvl w:ilvl="4" w:tplc="04160003" w:tentative="1">
+      <w:start w:val="1"/>
+      <w:numFmt w:val="bullet"/>
+      <w:lvlText w:val="o"/>
+      <w:lvlJc w:val="left"/>
+      <w:pPr>
+        <w:ind w:left="3600" w:hanging="360"/>
+      </w:pPr>
+      <w:rPr>
+        <w:rFonts w:ascii="Courier New" w:hAnsi="Courier New" w:cs="Courier New" w:hint="default"/>
+      </w:rPr>
+    </w:lvl>
+    <w:lvl w:ilvl="5" w:tplc="04160005" w:tentative="1">
+      <w:start w:val="1"/>
+      <w:numFmt w:val="bullet"/>
+      <w:lvlText w:val=""/>
+      <w:lvlJc w:val="left"/>
+      <w:pPr>
+        <w:ind w:left="4320" w:hanging="360"/>
+      </w:pPr>
+      <w:rPr>
+        <w:rFonts w:ascii="Wingdings" w:hAnsi="Wingdings" w:hint="default"/>
+      </w:rPr>
+    </w:lvl>
+    <w:lvl w:ilvl="6" w:tplc="04160001" w:tentative="1">
+      <w:start w:val="1"/>
+      <w:numFmt w:val="bullet"/>
+      <w:lvlText w:val=""/>
+      <w:lvlJc w:val="left"/>
+      <w:pPr>
+        <w:ind w:left="5040" w:hanging="360"/>
+      </w:pPr>
+      <w:rPr>
+        <w:rFonts w:ascii="Symbol" w:hAnsi="Symbol" w:hint="default"/>
+      </w:rPr>
+    </w:lvl>
+    <w:lvl w:ilvl="7" w:tplc="04160003" w:tentative="1">
+      <w:start w:val="1"/>
+      <w:numFmt w:val="bullet"/>
+      <w:lvlText w:val="o"/>
+      <w:lvlJc w:val="left"/>
+      <w:pPr>
+        <w:ind w:left="5760" w:hanging="360"/>
+      </w:pPr>
+      <w:rPr>
+        <w:rFonts w:ascii="Courier New" w:hAnsi="Courier New" w:cs="Courier New" w:hint="default"/>
+      </w:rPr>
+    </w:lvl>
+    <w:lvl w:ilvl="8" w:tplc="04160005" w:tentative="1">
+      <w:start w:val="1"/>
+      <w:numFmt w:val="bullet"/>
+      <w:lvlText w:val=""/>
+      <w:lvlJc w:val="left"/>
+      <w:pPr>
+        <w:ind w:left="6480" w:hanging="360"/>
+      </w:pPr>
+      <w:rPr>
+        <w:rFonts w:ascii="Wingdings" w:hAnsi="Wingdings" w:hint="default"/>
+      </w:rPr>
+    </w:lvl>
+  </w:abstractNum>
+  <w:abstractNum w:abstractNumId="17" w15:restartNumberingAfterBreak="0">
+    <w:nsid w:val="76D809FE"/>
+    <w:multiLevelType w:val="hybridMultilevel"/>
+    <w:tmpl w:val="EE48E718"/>
+    <w:lvl w:ilvl="0" w:tplc="04160001">
+      <w:start w:val="1"/>
+      <w:numFmt w:val="bullet"/>
+      <w:lvlText w:val=""/>
+      <w:lvlJc w:val="left"/>
+      <w:pPr>
+        <w:ind w:left="720" w:hanging="360"/>
+      </w:pPr>
+      <w:rPr>
+        <w:rFonts w:ascii="Symbol" w:hAnsi="Symbol" w:hint="default"/>
+      </w:rPr>
+    </w:lvl>
+    <w:lvl w:ilvl="1" w:tplc="04160003" w:tentative="1">
+      <w:start w:val="1"/>
+      <w:numFmt w:val="bullet"/>
+      <w:lvlText w:val="o"/>
+      <w:lvlJc w:val="left"/>
+      <w:pPr>
+        <w:ind w:left="1440" w:hanging="360"/>
+      </w:pPr>
+      <w:rPr>
+        <w:rFonts w:ascii="Courier New" w:hAnsi="Courier New" w:cs="Courier New" w:hint="default"/>
+      </w:rPr>
+    </w:lvl>
+    <w:lvl w:ilvl="2" w:tplc="04160005" w:tentative="1">
+      <w:start w:val="1"/>
+      <w:numFmt w:val="bullet"/>
+      <w:lvlText w:val=""/>
+      <w:lvlJc w:val="left"/>
+      <w:pPr>
+        <w:ind w:left="2160" w:hanging="360"/>
+      </w:pPr>
+      <w:rPr>
+        <w:rFonts w:ascii="Wingdings" w:hAnsi="Wingdings" w:hint="default"/>
+      </w:rPr>
+    </w:lvl>
+    <w:lvl w:ilvl="3" w:tplc="04160001" w:tentative="1">
+      <w:start w:val="1"/>
+      <w:numFmt w:val="bullet"/>
+      <w:lvlText w:val=""/>
+      <w:lvlJc w:val="left"/>
+      <w:pPr>
+        <w:ind w:left="2880" w:hanging="360"/>
+      </w:pPr>
+      <w:rPr>
+        <w:rFonts w:ascii="Symbol" w:hAnsi="Symbol" w:hint="default"/>
+      </w:rPr>
+    </w:lvl>
+    <w:lvl w:ilvl="4" w:tplc="04160003" w:tentative="1">
+      <w:start w:val="1"/>
+      <w:numFmt w:val="bullet"/>
+      <w:lvlText w:val="o"/>
+      <w:lvlJc w:val="left"/>
+      <w:pPr>
+        <w:ind w:left="3600" w:hanging="360"/>
+      </w:pPr>
+      <w:rPr>
+        <w:rFonts w:ascii="Courier New" w:hAnsi="Courier New" w:cs="Courier New" w:hint="default"/>
+      </w:rPr>
+    </w:lvl>
+    <w:lvl w:ilvl="5" w:tplc="04160005" w:tentative="1">
+      <w:start w:val="1"/>
+      <w:numFmt w:val="bullet"/>
+      <w:lvlText w:val=""/>
+      <w:lvlJc w:val="left"/>
+      <w:pPr>
+        <w:ind w:left="4320" w:hanging="360"/>
+      </w:pPr>
+      <w:rPr>
+        <w:rFonts w:ascii="Wingdings" w:hAnsi="Wingdings" w:hint="default"/>
+      </w:rPr>
+    </w:lvl>
+    <w:lvl w:ilvl="6" w:tplc="04160001" w:tentative="1">
+      <w:start w:val="1"/>
+      <w:numFmt w:val="bullet"/>
+      <w:lvlText w:val=""/>
+      <w:lvlJc w:val="left"/>
+      <w:pPr>
+        <w:ind w:left="5040" w:hanging="360"/>
+      </w:pPr>
+      <w:rPr>
+        <w:rFonts w:ascii="Symbol" w:hAnsi="Symbol" w:hint="default"/>
+      </w:rPr>
+    </w:lvl>
+    <w:lvl w:ilvl="7" w:tplc="04160003" w:tentative="1">
+      <w:start w:val="1"/>
+      <w:numFmt w:val="bullet"/>
+      <w:lvlText w:val="o"/>
+      <w:lvlJc w:val="left"/>
+      <w:pPr>
+        <w:ind w:left="5760" w:hanging="360"/>
+      </w:pPr>
+      <w:rPr>
+        <w:rFonts w:ascii="Courier New" w:hAnsi="Courier New" w:cs="Courier New" w:hint="default"/>
+      </w:rPr>
+    </w:lvl>
+    <w:lvl w:ilvl="8" w:tplc="04160005" w:tentative="1">
+      <w:start w:val="1"/>
+      <w:numFmt w:val="bullet"/>
+      <w:lvlText w:val=""/>
+      <w:lvlJc w:val="left"/>
+      <w:pPr>
+        <w:ind w:left="6480" w:hanging="360"/>
+      </w:pPr>
+      <w:rPr>
+        <w:rFonts w:ascii="Wingdings" w:hAnsi="Wingdings" w:hint="default"/>
+      </w:rPr>
+    </w:lvl>
+  </w:abstractNum>
+  <w:abstractNum w:abstractNumId="18" w15:restartNumberingAfterBreak="0">
+    <w:nsid w:val="78A51650"/>
+    <w:multiLevelType w:val="hybridMultilevel"/>
+    <w:tmpl w:val="691A8274"/>
+    <w:lvl w:ilvl="0" w:tplc="04160001">
+      <w:start w:val="1"/>
+      <w:numFmt w:val="bullet"/>
+      <w:lvlText w:val=""/>
+      <w:lvlJc w:val="left"/>
+      <w:pPr>
+        <w:ind w:left="620" w:hanging="360"/>
+      </w:pPr>
+      <w:rPr>
+        <w:rFonts w:ascii="Symbol" w:hAnsi="Symbol" w:hint="default"/>
+      </w:rPr>
+    </w:lvl>
+    <w:lvl w:ilvl="1" w:tplc="04160003" w:tentative="1">
+      <w:start w:val="1"/>
+      <w:numFmt w:val="bullet"/>
+      <w:lvlText w:val="o"/>
+      <w:lvlJc w:val="left"/>
+      <w:pPr>
+        <w:ind w:left="1340" w:hanging="360"/>
+      </w:pPr>
+      <w:rPr>
+        <w:rFonts w:ascii="Courier New" w:hAnsi="Courier New" w:cs="Courier New" w:hint="default"/>
+      </w:rPr>
+    </w:lvl>
+    <w:lvl w:ilvl="2" w:tplc="04160005" w:tentative="1">
+      <w:start w:val="1"/>
+      <w:numFmt w:val="bullet"/>
+      <w:lvlText w:val=""/>
+      <w:lvlJc w:val="left"/>
+      <w:pPr>
+        <w:ind w:left="2060" w:hanging="360"/>
+      </w:pPr>
+      <w:rPr>
+        <w:rFonts w:ascii="Wingdings" w:hAnsi="Wingdings" w:hint="default"/>
+      </w:rPr>
+    </w:lvl>
+    <w:lvl w:ilvl="3" w:tplc="04160001" w:tentative="1">
+      <w:start w:val="1"/>
+      <w:numFmt w:val="bullet"/>
+      <w:lvlText w:val=""/>
+      <w:lvlJc w:val="left"/>
+      <w:pPr>
+        <w:ind w:left="2780" w:hanging="360"/>
+      </w:pPr>
+      <w:rPr>
+        <w:rFonts w:ascii="Symbol" w:hAnsi="Symbol" w:hint="default"/>
+      </w:rPr>
+    </w:lvl>
+    <w:lvl w:ilvl="4" w:tplc="04160003" w:tentative="1">
+      <w:start w:val="1"/>
+      <w:numFmt w:val="bullet"/>
+      <w:lvlText w:val="o"/>
+      <w:lvlJc w:val="left"/>
+      <w:pPr>
+        <w:ind w:left="3500" w:hanging="360"/>
+      </w:pPr>
+      <w:rPr>
+        <w:rFonts w:ascii="Courier New" w:hAnsi="Courier New" w:cs="Courier New" w:hint="default"/>
+      </w:rPr>
+    </w:lvl>
+    <w:lvl w:ilvl="5" w:tplc="04160005" w:tentative="1">
+      <w:start w:val="1"/>
+      <w:numFmt w:val="bullet"/>
+      <w:lvlText w:val=""/>
+      <w:lvlJc w:val="left"/>
+      <w:pPr>
+        <w:ind w:left="4220" w:hanging="360"/>
+      </w:pPr>
+      <w:rPr>
+        <w:rFonts w:ascii="Wingdings" w:hAnsi="Wingdings" w:hint="default"/>
+      </w:rPr>
+    </w:lvl>
+    <w:lvl w:ilvl="6" w:tplc="04160001" w:tentative="1">
+      <w:start w:val="1"/>
+      <w:numFmt w:val="bullet"/>
+      <w:lvlText w:val=""/>
+      <w:lvlJc w:val="left"/>
+      <w:pPr>
+        <w:ind w:left="4940" w:hanging="360"/>
+      </w:pPr>
+      <w:rPr>
+        <w:rFonts w:ascii="Symbol" w:hAnsi="Symbol" w:hint="default"/>
+      </w:rPr>
+    </w:lvl>
+    <w:lvl w:ilvl="7" w:tplc="04160003" w:tentative="1">
+      <w:start w:val="1"/>
+      <w:numFmt w:val="bullet"/>
+      <w:lvlText w:val="o"/>
+      <w:lvlJc w:val="left"/>
+      <w:pPr>
+        <w:ind w:left="5660" w:hanging="360"/>
+      </w:pPr>
+      <w:rPr>
+        <w:rFonts w:ascii="Courier New" w:hAnsi="Courier New" w:cs="Courier New" w:hint="default"/>
+      </w:rPr>
+    </w:lvl>
+    <w:lvl w:ilvl="8" w:tplc="04160005" w:tentative="1">
+      <w:start w:val="1"/>
+      <w:numFmt w:val="bullet"/>
+      <w:lvlText w:val=""/>
+      <w:lvlJc w:val="left"/>
+      <w:pPr>
+        <w:ind w:left="6380" w:hanging="360"/>
+      </w:pPr>
+      <w:rPr>
+        <w:rFonts w:ascii="Wingdings" w:hAnsi="Wingdings" w:hint="default"/>
+      </w:rPr>
+    </w:lvl>
+  </w:abstractNum>
+  <w:abstractNum w:abstractNumId="19" w15:restartNumberingAfterBreak="0">
+    <w:nsid w:val="7D3F3441"/>
+    <w:multiLevelType w:val="hybridMultilevel"/>
+    <w:tmpl w:val="DEAE5CA2"/>
+    <w:lvl w:ilvl="0" w:tplc="04160001">
+      <w:start w:val="1"/>
+      <w:numFmt w:val="bullet"/>
+      <w:lvlText w:val=""/>
+      <w:lvlJc w:val="left"/>
+      <w:pPr>
+        <w:ind w:left="720" w:hanging="360"/>
+      </w:pPr>
+      <w:rPr>
+        <w:rFonts w:ascii="Symbol" w:hAnsi="Symbol" w:hint="default"/>
+      </w:rPr>
+    </w:lvl>
+    <w:lvl w:ilvl="1" w:tplc="04160003" w:tentative="1">
+      <w:start w:val="1"/>
+      <w:numFmt w:val="bullet"/>
+      <w:lvlText w:val="o"/>
+      <w:lvlJc w:val="left"/>
+      <w:pPr>
+        <w:ind w:left="1440" w:hanging="360"/>
+      </w:pPr>
+      <w:rPr>
+        <w:rFonts w:ascii="Courier New" w:hAnsi="Courier New" w:cs="Courier New" w:hint="default"/>
+      </w:rPr>
+    </w:lvl>
+    <w:lvl w:ilvl="2" w:tplc="04160005" w:tentative="1">
+      <w:start w:val="1"/>
+      <w:numFmt w:val="bullet"/>
+      <w:lvlText w:val=""/>
+      <w:lvlJc w:val="left"/>
+      <w:pPr>
+        <w:ind w:left="2160" w:hanging="360"/>
+      </w:pPr>
+      <w:rPr>
+        <w:rFonts w:ascii="Wingdings" w:hAnsi="Wingdings" w:hint="default"/>
+      </w:rPr>
+    </w:lvl>
+    <w:lvl w:ilvl="3" w:tplc="04160001" w:tentative="1">
+      <w:start w:val="1"/>
+      <w:numFmt w:val="bullet"/>
+      <w:lvlText w:val=""/>
+      <w:lvlJc w:val="left"/>
+      <w:pPr>
+        <w:ind w:left="2880" w:hanging="360"/>
+      </w:pPr>
+      <w:rPr>
+        <w:rFonts w:ascii="Symbol" w:hAnsi="Symbol" w:hint="default"/>
+      </w:rPr>
+    </w:lvl>
+    <w:lvl w:ilvl="4" w:tplc="04160003" w:tentative="1">
+      <w:start w:val="1"/>
+      <w:numFmt w:val="bullet"/>
+      <w:lvlText w:val="o"/>
+      <w:lvlJc w:val="left"/>
+      <w:pPr>
+        <w:ind w:left="3600" w:hanging="360"/>
+      </w:pPr>
+      <w:rPr>
+        <w:rFonts w:ascii="Courier New" w:hAnsi="Courier New" w:cs="Courier New" w:hint="default"/>
+      </w:rPr>
+    </w:lvl>
+    <w:lvl w:ilvl="5" w:tplc="04160005" w:tentative="1">
+      <w:start w:val="1"/>
+      <w:numFmt w:val="bullet"/>
+      <w:lvlText w:val=""/>
+      <w:lvlJc w:val="left"/>
+      <w:pPr>
+        <w:ind w:left="4320" w:hanging="360"/>
+      </w:pPr>
+      <w:rPr>
+        <w:rFonts w:ascii="Wingdings" w:hAnsi="Wingdings" w:hint="default"/>
+      </w:rPr>
+    </w:lvl>
+    <w:lvl w:ilvl="6" w:tplc="04160001" w:tentative="1">
+      <w:start w:val="1"/>
+      <w:numFmt w:val="bullet"/>
+      <w:lvlText w:val=""/>
+      <w:lvlJc w:val="left"/>
+      <w:pPr>
+        <w:ind w:left="5040" w:hanging="360"/>
+      </w:pPr>
+      <w:rPr>
+        <w:rFonts w:ascii="Symbol" w:hAnsi="Symbol" w:hint="default"/>
+      </w:rPr>
+    </w:lvl>
+    <w:lvl w:ilvl="7" w:tplc="04160003" w:tentative="1">
+      <w:start w:val="1"/>
+      <w:numFmt w:val="bullet"/>
+      <w:lvlText w:val="o"/>
+      <w:lvlJc w:val="left"/>
+      <w:pPr>
+        <w:ind w:left="5760" w:hanging="360"/>
+      </w:pPr>
+      <w:rPr>
+        <w:rFonts w:ascii="Courier New" w:hAnsi="Courier New" w:cs="Courier New" w:hint="default"/>
+      </w:rPr>
+    </w:lvl>
+    <w:lvl w:ilvl="8" w:tplc="04160005" w:tentative="1">
+      <w:start w:val="1"/>
+      <w:numFmt w:val="bullet"/>
+      <w:lvlText w:val=""/>
+      <w:lvlJc w:val="left"/>
+      <w:pPr>
+        <w:ind w:left="6480" w:hanging="360"/>
+      </w:pPr>
+      <w:rPr>
+        <w:rFonts w:ascii="Wingdings" w:hAnsi="Wingdings" w:hint="default"/>
+      </w:rPr>
+    </w:lvl>
+  </w:abstractNum>
+  <w:abstractNum w:abstractNumId="20" w15:restartNumberingAfterBreak="0">
     <w:nsid w:val="7DF20DDD"/>
     <w:multiLevelType w:val="hybridMultilevel"/>
-    <w:tmpl w:val="08A6195E"/>
+    <w:tmpl w:val="A29812D6"/>
     <w:lvl w:ilvl="0" w:tplc="04160001">
       <w:start w:val="1"/>
       <w:numFmt w:val="bullet"/>
@@ -2568,25 +4121,64 @@
     <w:abstractNumId w:val="0"/>
   </w:num>
   <w:num w:numId="2" w16cid:durableId="135998984">
+    <w:abstractNumId w:val="2"/>
+  </w:num>
+  <w:num w:numId="3" w16cid:durableId="501048948">
+    <w:abstractNumId w:val="12"/>
+  </w:num>
+  <w:num w:numId="4" w16cid:durableId="1470825347">
+    <w:abstractNumId w:val="14"/>
+  </w:num>
+  <w:num w:numId="5" w16cid:durableId="498692777">
+    <w:abstractNumId w:val="20"/>
+  </w:num>
+  <w:num w:numId="6" w16cid:durableId="258217526">
+    <w:abstractNumId w:val="10"/>
+  </w:num>
+  <w:num w:numId="7" w16cid:durableId="1644381856">
+    <w:abstractNumId w:val="3"/>
+  </w:num>
+  <w:num w:numId="8" w16cid:durableId="2114743338">
+    <w:abstractNumId w:val="13"/>
+  </w:num>
+  <w:num w:numId="9" w16cid:durableId="1346711817">
+    <w:abstractNumId w:val="16"/>
+  </w:num>
+  <w:num w:numId="10" w16cid:durableId="398526561">
+    <w:abstractNumId w:val="6"/>
+  </w:num>
+  <w:num w:numId="11" w16cid:durableId="1133329409">
+    <w:abstractNumId w:val="7"/>
+  </w:num>
+  <w:num w:numId="12" w16cid:durableId="1740594391">
+    <w:abstractNumId w:val="17"/>
+  </w:num>
+  <w:num w:numId="13" w16cid:durableId="506485457">
+    <w:abstractNumId w:val="9"/>
+  </w:num>
+  <w:num w:numId="14" w16cid:durableId="1141726233">
+    <w:abstractNumId w:val="19"/>
+  </w:num>
+  <w:num w:numId="15" w16cid:durableId="1522357015">
+    <w:abstractNumId w:val="15"/>
+  </w:num>
+  <w:num w:numId="16" w16cid:durableId="60444531">
+    <w:abstractNumId w:val="8"/>
+  </w:num>
+  <w:num w:numId="17" w16cid:durableId="1277982634">
     <w:abstractNumId w:val="1"/>
   </w:num>
-  <w:num w:numId="3" w16cid:durableId="501048948">
+  <w:num w:numId="18" w16cid:durableId="246696227">
+    <w:abstractNumId w:val="18"/>
+  </w:num>
+  <w:num w:numId="19" w16cid:durableId="1588805079">
     <w:abstractNumId w:val="4"/>
   </w:num>
-  <w:num w:numId="4" w16cid:durableId="1470825347">
-    <w:abstractNumId w:val="6"/>
+  <w:num w:numId="20" w16cid:durableId="294407610">
+    <w:abstractNumId w:val="5"/>
   </w:num>
-  <w:num w:numId="5" w16cid:durableId="498692777">
-    <w:abstractNumId w:val="7"/>
-  </w:num>
-  <w:num w:numId="6" w16cid:durableId="258217526">
-    <w:abstractNumId w:val="3"/>
-  </w:num>
-  <w:num w:numId="7" w16cid:durableId="1644381856">
-    <w:abstractNumId w:val="2"/>
-  </w:num>
-  <w:num w:numId="8" w16cid:durableId="2114743338">
-    <w:abstractNumId w:val="5"/>
+  <w:num w:numId="21" w16cid:durableId="692656607">
+    <w:abstractNumId w:val="11"/>
   </w:num>
 </w:numbering>
 </file>
@@ -3582,6 +5174,15 @@
       <w:color w:val="404040" w:themeColor="text1" w:themeTint="BF"/>
     </w:rPr>
   </w:style>
+  <w:style w:type="paragraph" w:styleId="SemEspaamento">
+    <w:name w:val="No Spacing"/>
+    <w:uiPriority w:val="1"/>
+    <w:qFormat/>
+    <w:rsid w:val="00E6300B"/>
+    <w:pPr>
+      <w:spacing w:after="0" w:line="240" w:lineRule="auto"/>
+    </w:pPr>
+  </w:style>
 </w:styles>
 </file>
 
